--- a/docs/Отчет_тпо_лаб4_Ильин.docx
+++ b/docs/Отчет_тпо_лаб4_Ильин.docx
@@ -2299,6 +2299,15 @@
           <w:szCs w:val="28"/>
         </w:rPr>
       </w:pPr>
+    </w:p>
+    <w:p>
+      <w:pPr>
+        <w:rPr>
+          <w:rFonts w:ascii="Times New Roman" w:eastAsia="Times New Roman" w:hAnsi="Times New Roman" w:cs="Times New Roman"/>
+          <w:sz w:val="28"/>
+          <w:szCs w:val="28"/>
+        </w:rPr>
+      </w:pPr>
       <w:r>
         <w:rPr>
           <w:rFonts w:ascii="Times New Roman" w:eastAsia="Times New Roman" w:hAnsi="Times New Roman" w:cs="Times New Roman"/>
@@ -2307,21 +2316,26 @@
           <w:szCs w:val="28"/>
         </w:rPr>
         <w:drawing>
-          <wp:inline distT="114300" distB="114300" distL="114300" distR="114300" wp14:anchorId="1D78AE71" wp14:editId="39C8ECD5">
-            <wp:extent cx="5939480" cy="3035300"/>
-            <wp:effectExtent l="0" t="0" r="0" b="0"/>
-            <wp:docPr id="37" name="image35.png"/>
+          <wp:inline distT="114300" distB="114300" distL="114300" distR="114300" wp14:anchorId="6C3281AA" wp14:editId="377D2DA9">
+            <wp:extent cx="5939480" cy="718558"/>
+            <wp:effectExtent l="0" t="0" r="0" b="5715"/>
+            <wp:docPr id="17" name="image18.png"/>
             <wp:cNvGraphicFramePr/>
             <a:graphic xmlns:a="http://schemas.openxmlformats.org/drawingml/2006/main">
               <a:graphicData uri="http://schemas.openxmlformats.org/drawingml/2006/picture">
                 <pic:pic xmlns:pic="http://schemas.openxmlformats.org/drawingml/2006/picture">
                   <pic:nvPicPr>
-                    <pic:cNvPr id="0" name="image35.png"/>
+                    <pic:cNvPr id="17" name="image18.png"/>
                     <pic:cNvPicPr preferRelativeResize="0"/>
                   </pic:nvPicPr>
                   <pic:blipFill>
-                    <a:blip r:embed="rId19"/>
-                    <a:srcRect/>
+                    <a:blip r:embed="rId19" cstate="print">
+                      <a:extLst>
+                        <a:ext uri="{28A0092B-C50C-407E-A947-70E740481C1C}">
+                          <a14:useLocalDpi xmlns:a14="http://schemas.microsoft.com/office/drawing/2010/main" val="0"/>
+                        </a:ext>
+                      </a:extLst>
+                    </a:blip>
                     <a:stretch>
                       <a:fillRect/>
                     </a:stretch>
@@ -2329,7 +2343,7 @@
                   <pic:spPr>
                     <a:xfrm>
                       <a:off x="0" y="0"/>
-                      <a:ext cx="5939480" cy="3035300"/>
+                      <a:ext cx="5939480" cy="718558"/>
                     </a:xfrm>
                     <a:prstGeom prst="rect">
                       <a:avLst/>
@@ -2359,21 +2373,26 @@
           <w:szCs w:val="28"/>
         </w:rPr>
         <w:drawing>
-          <wp:inline distT="114300" distB="114300" distL="114300" distR="114300" wp14:anchorId="6C3281AA" wp14:editId="68A5523D">
-            <wp:extent cx="5939480" cy="1358900"/>
-            <wp:effectExtent l="0" t="0" r="0" b="0"/>
-            <wp:docPr id="17" name="image18.png"/>
+          <wp:inline distT="114300" distB="114300" distL="114300" distR="114300" wp14:anchorId="2950D530" wp14:editId="11374496">
+            <wp:extent cx="5939480" cy="1355256"/>
+            <wp:effectExtent l="0" t="0" r="4445" b="3810"/>
+            <wp:docPr id="21" name="image8.png"/>
             <wp:cNvGraphicFramePr/>
             <a:graphic xmlns:a="http://schemas.openxmlformats.org/drawingml/2006/main">
               <a:graphicData uri="http://schemas.openxmlformats.org/drawingml/2006/picture">
                 <pic:pic xmlns:pic="http://schemas.openxmlformats.org/drawingml/2006/picture">
                   <pic:nvPicPr>
-                    <pic:cNvPr id="0" name="image18.png"/>
+                    <pic:cNvPr id="21" name="image8.png"/>
                     <pic:cNvPicPr preferRelativeResize="0"/>
                   </pic:nvPicPr>
                   <pic:blipFill>
-                    <a:blip r:embed="rId20"/>
-                    <a:srcRect/>
+                    <a:blip r:embed="rId20">
+                      <a:extLst>
+                        <a:ext uri="{28A0092B-C50C-407E-A947-70E740481C1C}">
+                          <a14:useLocalDpi xmlns:a14="http://schemas.microsoft.com/office/drawing/2010/main" val="0"/>
+                        </a:ext>
+                      </a:extLst>
+                    </a:blip>
                     <a:stretch>
                       <a:fillRect/>
                     </a:stretch>
@@ -2381,7 +2400,7 @@
                   <pic:spPr>
                     <a:xfrm>
                       <a:off x="0" y="0"/>
-                      <a:ext cx="5939480" cy="1358900"/>
+                      <a:ext cx="5939480" cy="1355256"/>
                     </a:xfrm>
                     <a:prstGeom prst="rect">
                       <a:avLst/>
@@ -2403,6 +2422,15 @@
           <w:szCs w:val="28"/>
         </w:rPr>
       </w:pPr>
+    </w:p>
+    <w:p>
+      <w:pPr>
+        <w:rPr>
+          <w:rFonts w:ascii="Times New Roman" w:eastAsia="Times New Roman" w:hAnsi="Times New Roman" w:cs="Times New Roman"/>
+          <w:sz w:val="28"/>
+          <w:szCs w:val="28"/>
+        </w:rPr>
+      </w:pPr>
       <w:r>
         <w:rPr>
           <w:rFonts w:ascii="Times New Roman" w:eastAsia="Times New Roman" w:hAnsi="Times New Roman" w:cs="Times New Roman"/>
@@ -2411,21 +2439,26 @@
           <w:szCs w:val="28"/>
         </w:rPr>
         <w:drawing>
-          <wp:inline distT="114300" distB="114300" distL="114300" distR="114300" wp14:anchorId="2950D530" wp14:editId="1D0F62EA">
-            <wp:extent cx="5939480" cy="2209800"/>
-            <wp:effectExtent l="0" t="0" r="0" b="0"/>
-            <wp:docPr id="21" name="image8.png"/>
+          <wp:inline distT="114300" distB="114300" distL="114300" distR="114300" wp14:anchorId="6A53A7A4" wp14:editId="59C00B45">
+            <wp:extent cx="3655681" cy="2107205"/>
+            <wp:effectExtent l="0" t="0" r="2540" b="1270"/>
+            <wp:docPr id="3" name="image12.png"/>
             <wp:cNvGraphicFramePr/>
             <a:graphic xmlns:a="http://schemas.openxmlformats.org/drawingml/2006/main">
               <a:graphicData uri="http://schemas.openxmlformats.org/drawingml/2006/picture">
                 <pic:pic xmlns:pic="http://schemas.openxmlformats.org/drawingml/2006/picture">
                   <pic:nvPicPr>
-                    <pic:cNvPr id="0" name="image8.png"/>
+                    <pic:cNvPr id="3" name="image12.png"/>
                     <pic:cNvPicPr preferRelativeResize="0"/>
                   </pic:nvPicPr>
                   <pic:blipFill>
-                    <a:blip r:embed="rId21"/>
-                    <a:srcRect/>
+                    <a:blip r:embed="rId21" cstate="print">
+                      <a:extLst>
+                        <a:ext uri="{28A0092B-C50C-407E-A947-70E740481C1C}">
+                          <a14:useLocalDpi xmlns:a14="http://schemas.microsoft.com/office/drawing/2010/main" val="0"/>
+                        </a:ext>
+                      </a:extLst>
+                    </a:blip>
                     <a:stretch>
                       <a:fillRect/>
                     </a:stretch>
@@ -2433,7 +2466,7 @@
                   <pic:spPr>
                     <a:xfrm>
                       <a:off x="0" y="0"/>
-                      <a:ext cx="5939480" cy="2209800"/>
+                      <a:ext cx="3655681" cy="2107205"/>
                     </a:xfrm>
                     <a:prstGeom prst="rect">
                       <a:avLst/>
@@ -2463,21 +2496,26 @@
           <w:szCs w:val="28"/>
         </w:rPr>
         <w:drawing>
-          <wp:inline distT="114300" distB="114300" distL="114300" distR="114300" wp14:anchorId="725261A1" wp14:editId="5D784749">
-            <wp:extent cx="4849178" cy="1989406"/>
-            <wp:effectExtent l="0" t="0" r="0" b="0"/>
-            <wp:docPr id="22" name="image21.png"/>
+          <wp:inline distT="114300" distB="114300" distL="114300" distR="114300" wp14:anchorId="5D7AAB6E" wp14:editId="02439D2F">
+            <wp:extent cx="3646203" cy="2103114"/>
+            <wp:effectExtent l="0" t="0" r="0" b="5715"/>
+            <wp:docPr id="26" name="image26.png"/>
             <wp:cNvGraphicFramePr/>
             <a:graphic xmlns:a="http://schemas.openxmlformats.org/drawingml/2006/main">
               <a:graphicData uri="http://schemas.openxmlformats.org/drawingml/2006/picture">
                 <pic:pic xmlns:pic="http://schemas.openxmlformats.org/drawingml/2006/picture">
                   <pic:nvPicPr>
-                    <pic:cNvPr id="0" name="image21.png"/>
+                    <pic:cNvPr id="26" name="image26.png"/>
                     <pic:cNvPicPr preferRelativeResize="0"/>
                   </pic:nvPicPr>
                   <pic:blipFill>
-                    <a:blip r:embed="rId22"/>
-                    <a:srcRect/>
+                    <a:blip r:embed="rId22" cstate="print">
+                      <a:extLst>
+                        <a:ext uri="{28A0092B-C50C-407E-A947-70E740481C1C}">
+                          <a14:useLocalDpi xmlns:a14="http://schemas.microsoft.com/office/drawing/2010/main" val="0"/>
+                        </a:ext>
+                      </a:extLst>
+                    </a:blip>
                     <a:stretch>
                       <a:fillRect/>
                     </a:stretch>
@@ -2485,7 +2523,7 @@
                   <pic:spPr>
                     <a:xfrm>
                       <a:off x="0" y="0"/>
-                      <a:ext cx="4849178" cy="1989406"/>
+                      <a:ext cx="3646203" cy="2103114"/>
                     </a:xfrm>
                     <a:prstGeom prst="rect">
                       <a:avLst/>
@@ -2516,21 +2554,26 @@
         </w:rPr>
         <w:lastRenderedPageBreak/>
         <w:drawing>
-          <wp:inline distT="114300" distB="114300" distL="114300" distR="114300" wp14:anchorId="6A53A7A4" wp14:editId="26531C8A">
-            <wp:extent cx="4906328" cy="2107205"/>
+          <wp:inline distT="114300" distB="114300" distL="114300" distR="114300" wp14:anchorId="5A7688D7" wp14:editId="0FCB3882">
+            <wp:extent cx="5054757" cy="2197968"/>
             <wp:effectExtent l="0" t="0" r="0" b="0"/>
-            <wp:docPr id="3" name="image12.png"/>
+            <wp:docPr id="18" name="image20.png"/>
             <wp:cNvGraphicFramePr/>
             <a:graphic xmlns:a="http://schemas.openxmlformats.org/drawingml/2006/main">
               <a:graphicData uri="http://schemas.openxmlformats.org/drawingml/2006/picture">
                 <pic:pic xmlns:pic="http://schemas.openxmlformats.org/drawingml/2006/picture">
                   <pic:nvPicPr>
-                    <pic:cNvPr id="0" name="image12.png"/>
+                    <pic:cNvPr id="18" name="image20.png"/>
                     <pic:cNvPicPr preferRelativeResize="0"/>
                   </pic:nvPicPr>
                   <pic:blipFill>
-                    <a:blip r:embed="rId23"/>
-                    <a:srcRect/>
+                    <a:blip r:embed="rId23" cstate="print">
+                      <a:extLst>
+                        <a:ext uri="{28A0092B-C50C-407E-A947-70E740481C1C}">
+                          <a14:useLocalDpi xmlns:a14="http://schemas.microsoft.com/office/drawing/2010/main" val="0"/>
+                        </a:ext>
+                      </a:extLst>
+                    </a:blip>
                     <a:stretch>
                       <a:fillRect/>
                     </a:stretch>
@@ -2538,7 +2581,7 @@
                   <pic:spPr>
                     <a:xfrm>
                       <a:off x="0" y="0"/>
-                      <a:ext cx="4906328" cy="2107205"/>
+                      <a:ext cx="5071940" cy="2205440"/>
                     </a:xfrm>
                     <a:prstGeom prst="rect">
                       <a:avLst/>
@@ -2560,110 +2603,6 @@
           <w:szCs w:val="28"/>
         </w:rPr>
       </w:pPr>
-      <w:r>
-        <w:rPr>
-          <w:rFonts w:ascii="Times New Roman" w:eastAsia="Times New Roman" w:hAnsi="Times New Roman" w:cs="Times New Roman"/>
-          <w:noProof/>
-          <w:sz w:val="28"/>
-          <w:szCs w:val="28"/>
-        </w:rPr>
-        <w:drawing>
-          <wp:inline distT="114300" distB="114300" distL="114300" distR="114300" wp14:anchorId="5D7AAB6E" wp14:editId="460F77DF">
-            <wp:extent cx="4896803" cy="2103114"/>
-            <wp:effectExtent l="0" t="0" r="0" b="0"/>
-            <wp:docPr id="26" name="image26.png"/>
-            <wp:cNvGraphicFramePr/>
-            <a:graphic xmlns:a="http://schemas.openxmlformats.org/drawingml/2006/main">
-              <a:graphicData uri="http://schemas.openxmlformats.org/drawingml/2006/picture">
-                <pic:pic xmlns:pic="http://schemas.openxmlformats.org/drawingml/2006/picture">
-                  <pic:nvPicPr>
-                    <pic:cNvPr id="0" name="image26.png"/>
-                    <pic:cNvPicPr preferRelativeResize="0"/>
-                  </pic:nvPicPr>
-                  <pic:blipFill>
-                    <a:blip r:embed="rId24"/>
-                    <a:srcRect/>
-                    <a:stretch>
-                      <a:fillRect/>
-                    </a:stretch>
-                  </pic:blipFill>
-                  <pic:spPr>
-                    <a:xfrm>
-                      <a:off x="0" y="0"/>
-                      <a:ext cx="4896803" cy="2103114"/>
-                    </a:xfrm>
-                    <a:prstGeom prst="rect">
-                      <a:avLst/>
-                    </a:prstGeom>
-                    <a:ln/>
-                  </pic:spPr>
-                </pic:pic>
-              </a:graphicData>
-            </a:graphic>
-          </wp:inline>
-        </w:drawing>
-      </w:r>
-    </w:p>
-    <w:p>
-      <w:pPr>
-        <w:rPr>
-          <w:rFonts w:ascii="Times New Roman" w:eastAsia="Times New Roman" w:hAnsi="Times New Roman" w:cs="Times New Roman"/>
-          <w:sz w:val="28"/>
-          <w:szCs w:val="28"/>
-        </w:rPr>
-      </w:pPr>
-      <w:r>
-        <w:rPr>
-          <w:rFonts w:ascii="Times New Roman" w:eastAsia="Times New Roman" w:hAnsi="Times New Roman" w:cs="Times New Roman"/>
-          <w:noProof/>
-          <w:sz w:val="28"/>
-          <w:szCs w:val="28"/>
-        </w:rPr>
-        <w:drawing>
-          <wp:inline distT="114300" distB="114300" distL="114300" distR="114300" wp14:anchorId="5A7688D7" wp14:editId="106C905A">
-            <wp:extent cx="4982528" cy="1700767"/>
-            <wp:effectExtent l="0" t="0" r="0" b="0"/>
-            <wp:docPr id="18" name="image20.png"/>
-            <wp:cNvGraphicFramePr/>
-            <a:graphic xmlns:a="http://schemas.openxmlformats.org/drawingml/2006/main">
-              <a:graphicData uri="http://schemas.openxmlformats.org/drawingml/2006/picture">
-                <pic:pic xmlns:pic="http://schemas.openxmlformats.org/drawingml/2006/picture">
-                  <pic:nvPicPr>
-                    <pic:cNvPr id="0" name="image20.png"/>
-                    <pic:cNvPicPr preferRelativeResize="0"/>
-                  </pic:nvPicPr>
-                  <pic:blipFill>
-                    <a:blip r:embed="rId25"/>
-                    <a:srcRect/>
-                    <a:stretch>
-                      <a:fillRect/>
-                    </a:stretch>
-                  </pic:blipFill>
-                  <pic:spPr>
-                    <a:xfrm>
-                      <a:off x="0" y="0"/>
-                      <a:ext cx="4982528" cy="1700767"/>
-                    </a:xfrm>
-                    <a:prstGeom prst="rect">
-                      <a:avLst/>
-                    </a:prstGeom>
-                    <a:ln/>
-                  </pic:spPr>
-                </pic:pic>
-              </a:graphicData>
-            </a:graphic>
-          </wp:inline>
-        </w:drawing>
-      </w:r>
-    </w:p>
-    <w:p>
-      <w:pPr>
-        <w:rPr>
-          <w:rFonts w:ascii="Times New Roman" w:eastAsia="Times New Roman" w:hAnsi="Times New Roman" w:cs="Times New Roman"/>
-          <w:sz w:val="28"/>
-          <w:szCs w:val="28"/>
-        </w:rPr>
-      </w:pPr>
     </w:p>
     <w:p>
       <w:pPr>
@@ -2709,42 +2648,64 @@
     </w:p>
     <w:p>
       <w:pPr>
-        <w:rPr>
-          <w:rFonts w:ascii="Times New Roman" w:eastAsia="Times New Roman" w:hAnsi="Times New Roman" w:cs="Times New Roman"/>
-          <w:sz w:val="28"/>
-          <w:szCs w:val="28"/>
-        </w:rPr>
-      </w:pPr>
-      <w:r>
-        <w:rPr>
-          <w:rFonts w:ascii="Gungsuh" w:eastAsia="Gungsuh" w:hAnsi="Gungsuh" w:cs="Gungsuh"/>
-          <w:sz w:val="28"/>
-          <w:szCs w:val="28"/>
-        </w:rPr>
-        <w:t xml:space="preserve">Для нагрузочного тестирования обратимся к графикам времени отклика запроса к количеству успешных откликов. На них можно увидеть, что в заданные вариантом временные рамки 520 </w:t>
+        <w:autoSpaceDE w:val="0"/>
+        <w:autoSpaceDN w:val="0"/>
+        <w:adjustRightInd w:val="0"/>
+        <w:spacing w:after="0" w:line="240" w:lineRule="auto"/>
+        <w:rPr>
+          <w:rFonts w:ascii="Times New Roman" w:hAnsi="Times New Roman" w:cs="Times New Roman"/>
+          <w:sz w:val="28"/>
+          <w:szCs w:val="28"/>
+        </w:rPr>
+      </w:pPr>
+      <w:r>
+        <w:rPr>
+          <w:rFonts w:ascii="Times New Roman" w:hAnsi="Times New Roman" w:cs="Times New Roman"/>
+          <w:sz w:val="28"/>
+          <w:szCs w:val="28"/>
+        </w:rPr>
+        <w:t xml:space="preserve">В ходе нагрузочного тестирования было выявлено, что Конфигурация №1 и №2 не справляются с заданной нагрузкой (8 пользователей), показывая среднее время отклика значительно выше лимита в 640 </w:t>
       </w:r>
       <w:proofErr w:type="spellStart"/>
       <w:r>
         <w:rPr>
-          <w:rFonts w:ascii="Gungsuh" w:eastAsia="Gungsuh" w:hAnsi="Gungsuh" w:cs="Gungsuh"/>
-          <w:sz w:val="28"/>
-          <w:szCs w:val="28"/>
-        </w:rPr>
-        <w:t>ms</w:t>
+          <w:rFonts w:ascii="Times New Roman" w:hAnsi="Times New Roman" w:cs="Times New Roman"/>
+          <w:sz w:val="28"/>
+          <w:szCs w:val="28"/>
+        </w:rPr>
+        <w:t>мс</w:t>
       </w:r>
       <w:proofErr w:type="spellEnd"/>
       <w:r>
         <w:rPr>
-          <w:rFonts w:ascii="Gungsuh" w:eastAsia="Gungsuh" w:hAnsi="Gungsuh" w:cs="Gungsuh"/>
-          <w:sz w:val="28"/>
-          <w:szCs w:val="28"/>
-        </w:rPr>
-        <w:t xml:space="preserve"> укладываются в общем виде никакие конфигурации не укладываются в требования. Ближе всех в заданным рамкам конфигурация №3 – в то время как ее время обработки запроса ≥500 </w:t>
+          <w:rFonts w:ascii="Times New Roman" w:hAnsi="Times New Roman" w:cs="Times New Roman"/>
+          <w:sz w:val="28"/>
+          <w:szCs w:val="28"/>
+        </w:rPr>
+        <w:t xml:space="preserve"> (более </w:t>
+      </w:r>
+      <w:proofErr w:type="gramStart"/>
+      <w:r>
+        <w:rPr>
+          <w:rFonts w:ascii="Times New Roman" w:hAnsi="Times New Roman" w:cs="Times New Roman"/>
+          <w:sz w:val="28"/>
+          <w:szCs w:val="28"/>
+        </w:rPr>
+        <w:t>1000-1400</w:t>
+      </w:r>
+      <w:proofErr w:type="gramEnd"/>
+      <w:r>
+        <w:rPr>
+          <w:rFonts w:ascii="Times New Roman" w:hAnsi="Times New Roman" w:cs="Times New Roman"/>
+          <w:sz w:val="28"/>
+          <w:szCs w:val="28"/>
+        </w:rPr>
+        <w:t xml:space="preserve"> </w:t>
       </w:r>
       <w:proofErr w:type="spellStart"/>
       <w:r>
         <w:rPr>
-          <w:rFonts w:ascii="Gungsuh" w:eastAsia="Gungsuh" w:hAnsi="Gungsuh" w:cs="Gungsuh"/>
+          <w:rFonts w:ascii="Times New Roman" w:hAnsi="Times New Roman" w:cs="Times New Roman"/>
           <w:sz w:val="28"/>
           <w:szCs w:val="28"/>
         </w:rPr>
@@ -2753,16 +2714,87 @@
       <w:proofErr w:type="spellEnd"/>
       <w:r>
         <w:rPr>
-          <w:rFonts w:ascii="Gungsuh" w:eastAsia="Gungsuh" w:hAnsi="Gungsuh" w:cs="Gungsuh"/>
-          <w:sz w:val="28"/>
-          <w:szCs w:val="28"/>
-        </w:rPr>
-        <w:t xml:space="preserve">, для конфигурации №2 это ≥700 </w:t>
+          <w:rFonts w:ascii="Times New Roman" w:hAnsi="Times New Roman" w:cs="Times New Roman"/>
+          <w:sz w:val="28"/>
+          <w:szCs w:val="28"/>
+        </w:rPr>
+        <w:t>) и высокий процент ошибок из-за таймаутов.</w:t>
+      </w:r>
+      <w:r>
+        <w:rPr>
+          <w:rFonts w:ascii="Times New Roman" w:hAnsi="Times New Roman" w:cs="Times New Roman"/>
+          <w:sz w:val="28"/>
+          <w:szCs w:val="28"/>
+        </w:rPr>
+        <w:br/>
+      </w:r>
+    </w:p>
+    <w:p>
+      <w:pPr>
+        <w:rPr>
+          <w:rFonts w:eastAsia="Times New Roman"/>
+        </w:rPr>
+      </w:pPr>
+      <w:r>
+        <w:rPr>
+          <w:rFonts w:ascii="Times New Roman" w:hAnsi="Times New Roman" w:cs="Times New Roman"/>
+          <w:sz w:val="28"/>
+          <w:szCs w:val="28"/>
+        </w:rPr>
+        <w:t xml:space="preserve">Конфигурация №3 показала наилучшие результаты. Хотя среднее время отклика </w:t>
+      </w:r>
+      <w:r>
+        <w:rPr>
+          <w:rFonts w:ascii="Times New Roman" w:hAnsi="Times New Roman" w:cs="Times New Roman"/>
+          <w:sz w:val="28"/>
+          <w:szCs w:val="28"/>
+        </w:rPr>
+        <w:t xml:space="preserve">в </w:t>
+      </w:r>
+      <w:r>
+        <w:rPr>
+          <w:rFonts w:ascii="Times New Roman" w:hAnsi="Times New Roman" w:cs="Times New Roman"/>
+          <w:sz w:val="28"/>
+          <w:szCs w:val="28"/>
+        </w:rPr>
+        <w:t>59</w:t>
+      </w:r>
+      <w:r>
+        <w:rPr>
+          <w:rFonts w:ascii="Times New Roman" w:hAnsi="Times New Roman" w:cs="Times New Roman"/>
+          <w:sz w:val="28"/>
+          <w:szCs w:val="28"/>
+        </w:rPr>
+        <w:t>1</w:t>
+      </w:r>
+      <w:r>
+        <w:rPr>
+          <w:rFonts w:ascii="Times New Roman" w:hAnsi="Times New Roman" w:cs="Times New Roman"/>
+          <w:sz w:val="28"/>
+          <w:szCs w:val="28"/>
+        </w:rPr>
+        <w:t>.</w:t>
+      </w:r>
+      <w:r>
+        <w:rPr>
+          <w:rFonts w:ascii="Times New Roman" w:hAnsi="Times New Roman" w:cs="Times New Roman"/>
+          <w:sz w:val="28"/>
+          <w:szCs w:val="28"/>
+        </w:rPr>
+        <w:t>66</w:t>
+      </w:r>
+      <w:r>
+        <w:rPr>
+          <w:rFonts w:ascii="Times New Roman" w:hAnsi="Times New Roman" w:cs="Times New Roman"/>
+          <w:sz w:val="28"/>
+          <w:szCs w:val="28"/>
+        </w:rPr>
+        <w:t xml:space="preserve"> </w:t>
       </w:r>
       <w:proofErr w:type="spellStart"/>
       <w:r>
         <w:rPr>
-          <w:rFonts w:ascii="Gungsuh" w:eastAsia="Gungsuh" w:hAnsi="Gungsuh" w:cs="Gungsuh"/>
+          <w:rFonts w:ascii="Times New Roman" w:hAnsi="Times New Roman" w:cs="Times New Roman"/>
           <w:sz w:val="28"/>
           <w:szCs w:val="28"/>
         </w:rPr>
@@ -2771,339 +2803,181 @@
       <w:proofErr w:type="spellEnd"/>
       <w:r>
         <w:rPr>
-          <w:rFonts w:ascii="Gungsuh" w:eastAsia="Gungsuh" w:hAnsi="Gungsuh" w:cs="Gungsuh"/>
-          <w:sz w:val="28"/>
-          <w:szCs w:val="28"/>
-        </w:rPr>
-        <w:t xml:space="preserve">, а для №1 и вовсе ≥ 900 </w:t>
-      </w:r>
-      <w:proofErr w:type="spellStart"/>
-      <w:r>
-        <w:rPr>
-          <w:rFonts w:ascii="Gungsuh" w:eastAsia="Gungsuh" w:hAnsi="Gungsuh" w:cs="Gungsuh"/>
-          <w:sz w:val="28"/>
-          <w:szCs w:val="28"/>
-        </w:rPr>
-        <w:t>мс</w:t>
-      </w:r>
-      <w:proofErr w:type="spellEnd"/>
-      <w:r>
-        <w:rPr>
-          <w:rFonts w:ascii="Gungsuh" w:eastAsia="Gungsuh" w:hAnsi="Gungsuh" w:cs="Gungsuh"/>
-          <w:sz w:val="28"/>
-          <w:szCs w:val="28"/>
-        </w:rPr>
-        <w:t>.</w:t>
-      </w:r>
-      <w:r>
-        <w:rPr>
-          <w:noProof/>
-        </w:rPr>
-        <w:drawing>
-          <wp:anchor distT="114300" distB="114300" distL="114300" distR="114300" simplePos="0" relativeHeight="251658240" behindDoc="0" locked="0" layoutInCell="1" hidden="0" allowOverlap="1" wp14:anchorId="2FEA83EB" wp14:editId="52D3A330">
-            <wp:simplePos x="0" y="0"/>
-            <wp:positionH relativeFrom="column">
-              <wp:posOffset>3019425</wp:posOffset>
-            </wp:positionH>
-            <wp:positionV relativeFrom="paragraph">
-              <wp:posOffset>1638300</wp:posOffset>
-            </wp:positionV>
-            <wp:extent cx="2734628" cy="860901"/>
-            <wp:effectExtent l="0" t="0" r="0" b="0"/>
-            <wp:wrapSquare wrapText="bothSides" distT="114300" distB="114300" distL="114300" distR="114300"/>
-            <wp:docPr id="35" name="image37.png"/>
-            <wp:cNvGraphicFramePr/>
-            <a:graphic xmlns:a="http://schemas.openxmlformats.org/drawingml/2006/main">
-              <a:graphicData uri="http://schemas.openxmlformats.org/drawingml/2006/picture">
-                <pic:pic xmlns:pic="http://schemas.openxmlformats.org/drawingml/2006/picture">
-                  <pic:nvPicPr>
-                    <pic:cNvPr id="0" name="image37.png"/>
-                    <pic:cNvPicPr preferRelativeResize="0"/>
-                  </pic:nvPicPr>
-                  <pic:blipFill>
-                    <a:blip r:embed="rId26"/>
-                    <a:srcRect l="32307" t="63642" r="16907" b="7843"/>
-                    <a:stretch>
-                      <a:fillRect/>
-                    </a:stretch>
-                  </pic:blipFill>
-                  <pic:spPr>
-                    <a:xfrm>
-                      <a:off x="0" y="0"/>
-                      <a:ext cx="2734628" cy="860901"/>
-                    </a:xfrm>
-                    <a:prstGeom prst="rect">
-                      <a:avLst/>
-                    </a:prstGeom>
-                    <a:ln/>
-                  </pic:spPr>
-                </pic:pic>
-              </a:graphicData>
-            </a:graphic>
-          </wp:anchor>
-        </w:drawing>
-      </w:r>
-    </w:p>
-    <w:p>
-      <w:pPr>
-        <w:rPr>
-          <w:rFonts w:ascii="Times New Roman" w:eastAsia="Times New Roman" w:hAnsi="Times New Roman" w:cs="Times New Roman"/>
-          <w:sz w:val="28"/>
-          <w:szCs w:val="28"/>
-        </w:rPr>
-      </w:pPr>
-      <w:r>
-        <w:rPr>
-          <w:rFonts w:ascii="Times New Roman" w:eastAsia="Times New Roman" w:hAnsi="Times New Roman" w:cs="Times New Roman"/>
-          <w:noProof/>
-          <w:sz w:val="28"/>
-          <w:szCs w:val="28"/>
-        </w:rPr>
-        <w:drawing>
-          <wp:inline distT="114300" distB="114300" distL="114300" distR="114300" wp14:anchorId="1C2859F5" wp14:editId="530FC699">
-            <wp:extent cx="2867978" cy="873235"/>
-            <wp:effectExtent l="0" t="0" r="0" b="0"/>
-            <wp:docPr id="31" name="image38.png"/>
-            <wp:cNvGraphicFramePr/>
-            <a:graphic xmlns:a="http://schemas.openxmlformats.org/drawingml/2006/main">
-              <a:graphicData uri="http://schemas.openxmlformats.org/drawingml/2006/picture">
-                <pic:pic xmlns:pic="http://schemas.openxmlformats.org/drawingml/2006/picture">
-                  <pic:nvPicPr>
-                    <pic:cNvPr id="0" name="image38.png"/>
-                    <pic:cNvPicPr preferRelativeResize="0"/>
-                  </pic:nvPicPr>
-                  <pic:blipFill>
-                    <a:blip r:embed="rId27"/>
-                    <a:srcRect l="31987" t="62759" r="16906" b="9224"/>
-                    <a:stretch>
-                      <a:fillRect/>
-                    </a:stretch>
-                  </pic:blipFill>
-                  <pic:spPr>
-                    <a:xfrm>
-                      <a:off x="0" y="0"/>
-                      <a:ext cx="2867978" cy="873235"/>
-                    </a:xfrm>
-                    <a:prstGeom prst="rect">
-                      <a:avLst/>
-                    </a:prstGeom>
-                    <a:ln/>
-                  </pic:spPr>
-                </pic:pic>
-              </a:graphicData>
-            </a:graphic>
-          </wp:inline>
-        </w:drawing>
-      </w:r>
-    </w:p>
-    <w:p>
-      <w:pPr>
-        <w:rPr>
-          <w:rFonts w:ascii="Times New Roman" w:eastAsia="Times New Roman" w:hAnsi="Times New Roman" w:cs="Times New Roman"/>
-          <w:sz w:val="28"/>
-          <w:szCs w:val="28"/>
-        </w:rPr>
-      </w:pPr>
-      <w:r>
-        <w:rPr>
-          <w:rFonts w:ascii="Times New Roman" w:eastAsia="Times New Roman" w:hAnsi="Times New Roman" w:cs="Times New Roman"/>
-          <w:sz w:val="28"/>
-          <w:szCs w:val="28"/>
-        </w:rPr>
-        <w:t xml:space="preserve">По этой же причине, общий процент неудачных запросов во время тестирования крайне высок. Для среднего и медианного времени обработки запроса конфигурация №3 также лучше конфигурации №2 на 200 </w:t>
-      </w:r>
-      <w:proofErr w:type="spellStart"/>
-      <w:r>
-        <w:rPr>
-          <w:rFonts w:ascii="Times New Roman" w:eastAsia="Times New Roman" w:hAnsi="Times New Roman" w:cs="Times New Roman"/>
-          <w:sz w:val="28"/>
-          <w:szCs w:val="28"/>
-        </w:rPr>
-        <w:t>мс</w:t>
-      </w:r>
-      <w:proofErr w:type="spellEnd"/>
-      <w:r>
-        <w:rPr>
-          <w:rFonts w:ascii="Times New Roman" w:eastAsia="Times New Roman" w:hAnsi="Times New Roman" w:cs="Times New Roman"/>
-          <w:sz w:val="28"/>
-          <w:szCs w:val="28"/>
-        </w:rPr>
-        <w:t xml:space="preserve"> и на 400 </w:t>
-      </w:r>
-      <w:proofErr w:type="spellStart"/>
-      <w:r>
-        <w:rPr>
-          <w:rFonts w:ascii="Times New Roman" w:eastAsia="Times New Roman" w:hAnsi="Times New Roman" w:cs="Times New Roman"/>
-          <w:sz w:val="28"/>
-          <w:szCs w:val="28"/>
-        </w:rPr>
-        <w:t>мс</w:t>
-      </w:r>
-      <w:proofErr w:type="spellEnd"/>
-      <w:r>
-        <w:rPr>
-          <w:rFonts w:ascii="Times New Roman" w:eastAsia="Times New Roman" w:hAnsi="Times New Roman" w:cs="Times New Roman"/>
-          <w:sz w:val="28"/>
-          <w:szCs w:val="28"/>
-        </w:rPr>
-        <w:t xml:space="preserve"> лучше конфигурации №1. Исходя из этого нам следует выбрать конфигурацию №3, хотя и она в &gt;95% не вписывается в рамки 520 </w:t>
-      </w:r>
-      <w:proofErr w:type="spellStart"/>
-      <w:r>
-        <w:rPr>
-          <w:rFonts w:ascii="Times New Roman" w:eastAsia="Times New Roman" w:hAnsi="Times New Roman" w:cs="Times New Roman"/>
-          <w:sz w:val="28"/>
-          <w:szCs w:val="28"/>
-        </w:rPr>
-        <w:t>мс</w:t>
-      </w:r>
-      <w:proofErr w:type="spellEnd"/>
-      <w:r>
-        <w:rPr>
-          <w:rFonts w:ascii="Times New Roman" w:eastAsia="Times New Roman" w:hAnsi="Times New Roman" w:cs="Times New Roman"/>
-          <w:sz w:val="28"/>
-          <w:szCs w:val="28"/>
-        </w:rPr>
-        <w:t>. В общем же случае все три конфигурации не соответствуют требованиям. Другими словами…</w:t>
-      </w:r>
-    </w:p>
-    <w:p>
-      <w:pPr>
-        <w:rPr>
-          <w:rFonts w:ascii="Times New Roman" w:eastAsia="Times New Roman" w:hAnsi="Times New Roman" w:cs="Times New Roman"/>
-          <w:sz w:val="28"/>
-          <w:szCs w:val="28"/>
-        </w:rPr>
-      </w:pPr>
-      <w:r>
-        <w:rPr>
-          <w:rFonts w:ascii="Times New Roman" w:eastAsia="Times New Roman" w:hAnsi="Times New Roman" w:cs="Times New Roman"/>
-          <w:noProof/>
-          <w:sz w:val="28"/>
-          <w:szCs w:val="28"/>
-        </w:rPr>
-        <w:drawing>
-          <wp:inline distT="114300" distB="114300" distL="114300" distR="114300" wp14:anchorId="1F42B712" wp14:editId="5D75FF0F">
-            <wp:extent cx="3382328" cy="1882339"/>
-            <wp:effectExtent l="0" t="0" r="0" b="0"/>
-            <wp:docPr id="15" name="image1.png"/>
-            <wp:cNvGraphicFramePr/>
-            <a:graphic xmlns:a="http://schemas.openxmlformats.org/drawingml/2006/main">
-              <a:graphicData uri="http://schemas.openxmlformats.org/drawingml/2006/picture">
-                <pic:pic xmlns:pic="http://schemas.openxmlformats.org/drawingml/2006/picture">
-                  <pic:nvPicPr>
-                    <pic:cNvPr id="0" name="image1.png"/>
-                    <pic:cNvPicPr preferRelativeResize="0"/>
-                  </pic:nvPicPr>
-                  <pic:blipFill>
-                    <a:blip r:embed="rId28"/>
-                    <a:srcRect/>
-                    <a:stretch>
-                      <a:fillRect/>
-                    </a:stretch>
-                  </pic:blipFill>
-                  <pic:spPr>
-                    <a:xfrm>
-                      <a:off x="0" y="0"/>
-                      <a:ext cx="3382328" cy="1882339"/>
-                    </a:xfrm>
-                    <a:prstGeom prst="rect">
-                      <a:avLst/>
-                    </a:prstGeom>
-                    <a:ln/>
-                  </pic:spPr>
-                </pic:pic>
-              </a:graphicData>
-            </a:graphic>
-          </wp:inline>
-        </w:drawing>
-      </w:r>
-    </w:p>
-    <w:p>
-      <w:pPr>
-        <w:rPr>
-          <w:rFonts w:ascii="Times New Roman" w:eastAsia="Times New Roman" w:hAnsi="Times New Roman" w:cs="Times New Roman"/>
-          <w:sz w:val="28"/>
-          <w:szCs w:val="28"/>
-        </w:rPr>
-      </w:pPr>
-      <w:r>
-        <w:rPr>
-          <w:rFonts w:ascii="Times New Roman" w:eastAsia="Times New Roman" w:hAnsi="Times New Roman" w:cs="Times New Roman"/>
-          <w:sz w:val="28"/>
-          <w:szCs w:val="28"/>
-        </w:rPr>
-        <w:t>Однако стоит отметить, что настолько неудовлетворительная ситуация для 3-го, самого дорогого сервера вызвана задержками в сети между внутренней сетью кафедры и среды, в которой производится тестирование. Например, случались такие перлы:</w:t>
-      </w:r>
-    </w:p>
-    <w:p>
-      <w:pPr>
-        <w:rPr>
-          <w:rFonts w:ascii="Times New Roman" w:eastAsia="Times New Roman" w:hAnsi="Times New Roman" w:cs="Times New Roman"/>
-          <w:sz w:val="28"/>
-          <w:szCs w:val="28"/>
-        </w:rPr>
-      </w:pPr>
-      <w:r>
-        <w:rPr>
-          <w:rFonts w:ascii="Times New Roman" w:eastAsia="Times New Roman" w:hAnsi="Times New Roman" w:cs="Times New Roman"/>
-          <w:noProof/>
-          <w:sz w:val="28"/>
-          <w:szCs w:val="28"/>
-        </w:rPr>
-        <w:lastRenderedPageBreak/>
-        <w:drawing>
-          <wp:inline distT="114300" distB="114300" distL="114300" distR="114300" wp14:anchorId="12C6D445" wp14:editId="70CA0B2B">
-            <wp:extent cx="5939480" cy="749300"/>
-            <wp:effectExtent l="0" t="0" r="0" b="0"/>
-            <wp:docPr id="25" name="image19.png"/>
-            <wp:cNvGraphicFramePr/>
-            <a:graphic xmlns:a="http://schemas.openxmlformats.org/drawingml/2006/main">
-              <a:graphicData uri="http://schemas.openxmlformats.org/drawingml/2006/picture">
-                <pic:pic xmlns:pic="http://schemas.openxmlformats.org/drawingml/2006/picture">
-                  <pic:nvPicPr>
-                    <pic:cNvPr id="0" name="image19.png"/>
-                    <pic:cNvPicPr preferRelativeResize="0"/>
-                  </pic:nvPicPr>
-                  <pic:blipFill>
-                    <a:blip r:embed="rId29"/>
-                    <a:srcRect/>
-                    <a:stretch>
-                      <a:fillRect/>
-                    </a:stretch>
-                  </pic:blipFill>
-                  <pic:spPr>
-                    <a:xfrm>
-                      <a:off x="0" y="0"/>
-                      <a:ext cx="5939480" cy="749300"/>
-                    </a:xfrm>
-                    <a:prstGeom prst="rect">
-                      <a:avLst/>
-                    </a:prstGeom>
-                    <a:ln/>
-                  </pic:spPr>
-                </pic:pic>
-              </a:graphicData>
-            </a:graphic>
-          </wp:inline>
-        </w:drawing>
-      </w:r>
-    </w:p>
-    <w:p>
-      <w:pPr>
-        <w:rPr>
-          <w:rFonts w:ascii="Times New Roman" w:eastAsia="Times New Roman" w:hAnsi="Times New Roman" w:cs="Times New Roman"/>
-          <w:sz w:val="28"/>
-          <w:szCs w:val="28"/>
-        </w:rPr>
-      </w:pPr>
-      <w:r>
-        <w:rPr>
-          <w:rFonts w:ascii="Times New Roman" w:eastAsia="Times New Roman" w:hAnsi="Times New Roman" w:cs="Times New Roman"/>
-          <w:sz w:val="28"/>
-          <w:szCs w:val="28"/>
-        </w:rPr>
-        <w:t>Но для конечный пользователь вряд ли будет находиться во внутренней сети, а значит результаты тестирования можно считать действительными.</w:t>
+          <w:rFonts w:ascii="Times New Roman" w:hAnsi="Times New Roman" w:cs="Times New Roman"/>
+          <w:sz w:val="28"/>
+          <w:szCs w:val="28"/>
+        </w:rPr>
+        <w:t xml:space="preserve"> близко к пределу, она демонстрирует стабильность и минимальное количество </w:t>
+      </w:r>
+      <w:proofErr w:type="gramStart"/>
+      <w:r>
+        <w:rPr>
+          <w:rFonts w:ascii="Times New Roman" w:hAnsi="Times New Roman" w:cs="Times New Roman"/>
+          <w:sz w:val="28"/>
+          <w:szCs w:val="28"/>
+        </w:rPr>
+        <w:t>ошибок</w:t>
+      </w:r>
+      <w:r>
+        <w:rPr>
+          <w:rFonts w:ascii="Times New Roman" w:hAnsi="Times New Roman" w:cs="Times New Roman"/>
+          <w:sz w:val="28"/>
+          <w:szCs w:val="28"/>
+        </w:rPr>
+        <w:t>(</w:t>
+      </w:r>
+      <w:proofErr w:type="gramEnd"/>
+      <w:r>
+        <w:rPr>
+          <w:rFonts w:ascii="Times New Roman" w:hAnsi="Times New Roman" w:cs="Times New Roman"/>
+          <w:sz w:val="28"/>
+          <w:szCs w:val="28"/>
+        </w:rPr>
+        <w:t>всего 6</w:t>
+      </w:r>
+      <w:r>
+        <w:rPr>
+          <w:rFonts w:ascii="Times New Roman" w:hAnsi="Times New Roman" w:cs="Times New Roman"/>
+          <w:sz w:val="28"/>
+          <w:szCs w:val="28"/>
+        </w:rPr>
+        <w:t>.88%</w:t>
+      </w:r>
+      <w:r>
+        <w:rPr>
+          <w:rFonts w:ascii="Times New Roman" w:hAnsi="Times New Roman" w:cs="Times New Roman"/>
+          <w:sz w:val="28"/>
+          <w:szCs w:val="28"/>
+        </w:rPr>
+        <w:t>)</w:t>
+      </w:r>
+      <w:r>
+        <w:rPr>
+          <w:rFonts w:ascii="Times New Roman" w:hAnsi="Times New Roman" w:cs="Times New Roman"/>
+          <w:sz w:val="28"/>
+          <w:szCs w:val="28"/>
+        </w:rPr>
+        <w:t xml:space="preserve"> по сравнению с другими. </w:t>
+      </w:r>
+      <w:r>
+        <w:rPr>
+          <w:rFonts w:ascii="Times New Roman" w:hAnsi="Times New Roman" w:cs="Times New Roman"/>
+          <w:sz w:val="28"/>
+          <w:szCs w:val="28"/>
+        </w:rPr>
+        <w:t>Поэтому</w:t>
+      </w:r>
+      <w:r>
+        <w:rPr>
+          <w:rFonts w:ascii="Times New Roman" w:hAnsi="Times New Roman" w:cs="Times New Roman"/>
+          <w:sz w:val="28"/>
+          <w:szCs w:val="28"/>
+        </w:rPr>
+        <w:t xml:space="preserve"> для дальнейшего стресс-тестирования </w:t>
+      </w:r>
+      <w:r>
+        <w:rPr>
+          <w:rFonts w:ascii="Times New Roman" w:hAnsi="Times New Roman" w:cs="Times New Roman"/>
+          <w:sz w:val="28"/>
+          <w:szCs w:val="28"/>
+        </w:rPr>
+        <w:t xml:space="preserve">я </w:t>
+      </w:r>
+      <w:r>
+        <w:rPr>
+          <w:rFonts w:ascii="Times New Roman" w:hAnsi="Times New Roman" w:cs="Times New Roman"/>
+          <w:sz w:val="28"/>
+          <w:szCs w:val="28"/>
+        </w:rPr>
+        <w:t>выбра</w:t>
+      </w:r>
+      <w:r>
+        <w:rPr>
+          <w:rFonts w:ascii="Times New Roman" w:hAnsi="Times New Roman" w:cs="Times New Roman"/>
+          <w:sz w:val="28"/>
+          <w:szCs w:val="28"/>
+        </w:rPr>
+        <w:t>л</w:t>
+      </w:r>
+      <w:r>
+        <w:rPr>
+          <w:rFonts w:ascii="Times New Roman" w:hAnsi="Times New Roman" w:cs="Times New Roman"/>
+          <w:sz w:val="28"/>
+          <w:szCs w:val="28"/>
+        </w:rPr>
+        <w:t xml:space="preserve"> </w:t>
+      </w:r>
+      <w:r>
+        <w:rPr>
+          <w:rFonts w:ascii="Times New Roman" w:hAnsi="Times New Roman" w:cs="Times New Roman"/>
+          <w:b/>
+          <w:bCs/>
+          <w:sz w:val="28"/>
+          <w:szCs w:val="28"/>
+        </w:rPr>
+        <w:t>К</w:t>
+      </w:r>
+      <w:r>
+        <w:rPr>
+          <w:rFonts w:ascii="Times New Roman" w:hAnsi="Times New Roman" w:cs="Times New Roman"/>
+          <w:b/>
+          <w:bCs/>
+          <w:sz w:val="28"/>
+          <w:szCs w:val="28"/>
+        </w:rPr>
+        <w:t>онфигураци</w:t>
+      </w:r>
+      <w:r>
+        <w:rPr>
+          <w:rFonts w:ascii="Times New Roman" w:hAnsi="Times New Roman" w:cs="Times New Roman"/>
+          <w:b/>
+          <w:bCs/>
+          <w:sz w:val="28"/>
+          <w:szCs w:val="28"/>
+        </w:rPr>
+        <w:t>ю</w:t>
+      </w:r>
+      <w:r>
+        <w:rPr>
+          <w:rFonts w:ascii="Times New Roman" w:hAnsi="Times New Roman" w:cs="Times New Roman"/>
+          <w:b/>
+          <w:bCs/>
+          <w:sz w:val="28"/>
+          <w:szCs w:val="28"/>
+        </w:rPr>
+        <w:t xml:space="preserve"> №3 ($5600)</w:t>
+      </w:r>
+      <w:r>
+        <w:rPr>
+          <w:rFonts w:ascii="Times New Roman" w:hAnsi="Times New Roman" w:cs="Times New Roman"/>
+          <w:sz w:val="28"/>
+          <w:szCs w:val="28"/>
+        </w:rPr>
+        <w:t xml:space="preserve"> как единственную</w:t>
+      </w:r>
+      <w:r>
+        <w:rPr>
+          <w:rFonts w:ascii="Times New Roman" w:hAnsi="Times New Roman" w:cs="Times New Roman"/>
+          <w:sz w:val="28"/>
+          <w:szCs w:val="28"/>
+        </w:rPr>
+        <w:t xml:space="preserve">, </w:t>
+      </w:r>
+      <w:r>
+        <w:rPr>
+          <w:rFonts w:ascii="Times New Roman" w:hAnsi="Times New Roman" w:cs="Times New Roman"/>
+          <w:sz w:val="28"/>
+          <w:szCs w:val="28"/>
+        </w:rPr>
+        <w:t>которая способна выдержать хоть какую-то нагрузку</w:t>
+      </w:r>
+      <w:r>
+        <w:rPr>
+          <w:rFonts w:ascii="Times New Roman" w:hAnsi="Times New Roman" w:cs="Times New Roman"/>
+          <w:sz w:val="28"/>
+          <w:szCs w:val="28"/>
+        </w:rPr>
+        <w:t xml:space="preserve">. </w:t>
       </w:r>
       <w:r>
         <w:br w:type="page"/>
@@ -3299,7 +3173,7 @@
                     <pic:cNvPicPr preferRelativeResize="0"/>
                   </pic:nvPicPr>
                   <pic:blipFill>
-                    <a:blip r:embed="rId30"/>
+                    <a:blip r:embed="rId24"/>
                     <a:srcRect/>
                     <a:stretch>
                       <a:fillRect/>
@@ -3351,7 +3225,7 @@
                     <pic:cNvPicPr preferRelativeResize="0"/>
                   </pic:nvPicPr>
                   <pic:blipFill>
-                    <a:blip r:embed="rId31"/>
+                    <a:blip r:embed="rId25"/>
                     <a:srcRect/>
                     <a:stretch>
                       <a:fillRect/>
@@ -3399,7 +3273,7 @@
                     <pic:cNvPicPr preferRelativeResize="0"/>
                   </pic:nvPicPr>
                   <pic:blipFill>
-                    <a:blip r:embed="rId32"/>
+                    <a:blip r:embed="rId26"/>
                     <a:srcRect/>
                     <a:stretch>
                       <a:fillRect/>
@@ -3431,30 +3305,150 @@
           <w:szCs w:val="32"/>
         </w:rPr>
       </w:pPr>
-      <w:r>
-        <w:rPr>
-          <w:rFonts w:ascii="Times New Roman" w:eastAsia="Times New Roman" w:hAnsi="Times New Roman" w:cs="Times New Roman"/>
-          <w:b/>
-          <w:noProof/>
+    </w:p>
+    <w:p>
+      <w:pPr>
+        <w:rPr>
+          <w:rFonts w:ascii="Times New Roman" w:eastAsia="Times New Roman" w:hAnsi="Times New Roman" w:cs="Times New Roman"/>
+          <w:b/>
           <w:sz w:val="32"/>
           <w:szCs w:val="32"/>
         </w:rPr>
+      </w:pPr>
+      <w:r>
+        <w:br w:type="page"/>
+      </w:r>
+    </w:p>
+    <w:p>
+      <w:pPr>
+        <w:rPr>
+          <w:rFonts w:ascii="Times New Roman" w:eastAsia="Times New Roman" w:hAnsi="Times New Roman" w:cs="Times New Roman"/>
+          <w:b/>
+          <w:sz w:val="32"/>
+          <w:szCs w:val="32"/>
+        </w:rPr>
+      </w:pPr>
+      <w:r>
+        <w:rPr>
+          <w:rFonts w:ascii="Times New Roman" w:eastAsia="Times New Roman" w:hAnsi="Times New Roman" w:cs="Times New Roman"/>
+          <w:b/>
+          <w:sz w:val="32"/>
+          <w:szCs w:val="32"/>
+        </w:rPr>
+        <w:lastRenderedPageBreak/>
+        <w:t>График изменения времени отклика от нагрузки для выбранной конфигурации, полученный в ходе стресс-тестирования системы</w:t>
+      </w:r>
+    </w:p>
+    <w:p>
+      <w:pPr>
+        <w:rPr>
+          <w:rFonts w:ascii="Times New Roman" w:eastAsia="Times New Roman" w:hAnsi="Times New Roman" w:cs="Times New Roman"/>
+          <w:sz w:val="28"/>
+          <w:szCs w:val="28"/>
+        </w:rPr>
+      </w:pPr>
+      <w:r>
+        <w:rPr>
+          <w:rFonts w:ascii="Times New Roman" w:eastAsia="Times New Roman" w:hAnsi="Times New Roman" w:cs="Times New Roman"/>
+          <w:sz w:val="28"/>
+          <w:szCs w:val="28"/>
+        </w:rPr>
+        <w:t>Для анализа результатов стресс тестирования, было написано несколько скриптов, читающий результаты из .</w:t>
+      </w:r>
+      <w:proofErr w:type="spellStart"/>
+      <w:r>
+        <w:rPr>
+          <w:rFonts w:ascii="Times New Roman" w:eastAsia="Times New Roman" w:hAnsi="Times New Roman" w:cs="Times New Roman"/>
+          <w:sz w:val="28"/>
+          <w:szCs w:val="28"/>
+        </w:rPr>
+        <w:t>csv</w:t>
+      </w:r>
+      <w:proofErr w:type="spellEnd"/>
+      <w:r>
+        <w:rPr>
+          <w:rFonts w:ascii="Times New Roman" w:eastAsia="Times New Roman" w:hAnsi="Times New Roman" w:cs="Times New Roman"/>
+          <w:sz w:val="28"/>
+          <w:szCs w:val="28"/>
+        </w:rPr>
+        <w:t xml:space="preserve"> файла, так как стандартных инструментов анализа Apache </w:t>
+      </w:r>
+      <w:proofErr w:type="spellStart"/>
+      <w:r>
+        <w:rPr>
+          <w:rFonts w:ascii="Times New Roman" w:eastAsia="Times New Roman" w:hAnsi="Times New Roman" w:cs="Times New Roman"/>
+          <w:sz w:val="28"/>
+          <w:szCs w:val="28"/>
+        </w:rPr>
+        <w:t>JMeter</w:t>
+      </w:r>
+      <w:proofErr w:type="spellEnd"/>
+      <w:r>
+        <w:rPr>
+          <w:rFonts w:ascii="Times New Roman" w:eastAsia="Times New Roman" w:hAnsi="Times New Roman" w:cs="Times New Roman"/>
+          <w:sz w:val="28"/>
+          <w:szCs w:val="28"/>
+        </w:rPr>
+        <w:t xml:space="preserve"> недостаточно.</w:t>
+      </w:r>
+    </w:p>
+    <w:p/>
+    <w:p>
+      <w:pPr>
+        <w:rPr>
+          <w:rFonts w:ascii="Times New Roman" w:eastAsia="Times New Roman" w:hAnsi="Times New Roman" w:cs="Times New Roman"/>
+          <w:sz w:val="28"/>
+          <w:szCs w:val="28"/>
+        </w:rPr>
+      </w:pPr>
+      <w:r>
+        <w:rPr>
+          <w:rFonts w:ascii="Times New Roman" w:eastAsia="Times New Roman" w:hAnsi="Times New Roman" w:cs="Times New Roman"/>
+          <w:b/>
+          <w:sz w:val="28"/>
+          <w:szCs w:val="28"/>
+        </w:rPr>
+        <w:t>Оценка задержки и частоты ошибок</w:t>
+      </w:r>
+    </w:p>
+    <w:p>
+      <w:pPr>
+        <w:rPr>
+          <w:rFonts w:ascii="Times New Roman" w:eastAsia="Times New Roman" w:hAnsi="Times New Roman" w:cs="Times New Roman"/>
+          <w:b/>
+          <w:sz w:val="28"/>
+          <w:szCs w:val="28"/>
+        </w:rPr>
+      </w:pPr>
+      <w:r>
+        <w:rPr>
+          <w:rFonts w:ascii="Times New Roman" w:eastAsia="Times New Roman" w:hAnsi="Times New Roman" w:cs="Times New Roman"/>
+          <w:b/>
+          <w:noProof/>
+          <w:sz w:val="28"/>
+          <w:szCs w:val="28"/>
+        </w:rPr>
         <w:drawing>
-          <wp:inline distT="114300" distB="114300" distL="114300" distR="114300" wp14:anchorId="1425212E" wp14:editId="6F768D18">
-            <wp:extent cx="5939480" cy="2463800"/>
-            <wp:effectExtent l="0" t="0" r="0" b="0"/>
-            <wp:docPr id="5" name="image4.png"/>
+          <wp:inline distT="114300" distB="114300" distL="114300" distR="114300" wp14:anchorId="2F2F189F" wp14:editId="39A09944">
+            <wp:extent cx="4767003" cy="3181985"/>
+            <wp:effectExtent l="0" t="0" r="0" b="5715"/>
+            <wp:docPr id="2" name="image22.png"/>
             <wp:cNvGraphicFramePr/>
             <a:graphic xmlns:a="http://schemas.openxmlformats.org/drawingml/2006/main">
               <a:graphicData uri="http://schemas.openxmlformats.org/drawingml/2006/picture">
                 <pic:pic xmlns:pic="http://schemas.openxmlformats.org/drawingml/2006/picture">
                   <pic:nvPicPr>
-                    <pic:cNvPr id="0" name="image4.png"/>
+                    <pic:cNvPr id="2" name="image22.png"/>
                     <pic:cNvPicPr preferRelativeResize="0"/>
                   </pic:nvPicPr>
                   <pic:blipFill>
-                    <a:blip r:embed="rId33"/>
-                    <a:srcRect/>
+                    <a:blip r:embed="rId27" cstate="print">
+                      <a:extLst>
+                        <a:ext uri="{28A0092B-C50C-407E-A947-70E740481C1C}">
+                          <a14:useLocalDpi xmlns:a14="http://schemas.microsoft.com/office/drawing/2010/main" val="0"/>
+                        </a:ext>
+                      </a:extLst>
+                    </a:blip>
                     <a:stretch>
                       <a:fillRect/>
                     </a:stretch>
@@ -3462,7 +3456,7 @@
                   <pic:spPr>
                     <a:xfrm>
                       <a:off x="0" y="0"/>
-                      <a:ext cx="5939480" cy="2463800"/>
+                      <a:ext cx="4767003" cy="3181985"/>
                     </a:xfrm>
                     <a:prstGeom prst="rect">
                       <a:avLst/>
@@ -3481,118 +3475,58 @@
         <w:rPr>
           <w:rFonts w:ascii="Times New Roman" w:eastAsia="Times New Roman" w:hAnsi="Times New Roman" w:cs="Times New Roman"/>
           <w:b/>
-          <w:sz w:val="32"/>
-          <w:szCs w:val="32"/>
-        </w:rPr>
-      </w:pPr>
-      <w:r>
-        <w:br w:type="page"/>
-      </w:r>
-    </w:p>
-    <w:p>
-      <w:pPr>
-        <w:rPr>
-          <w:rFonts w:ascii="Times New Roman" w:eastAsia="Times New Roman" w:hAnsi="Times New Roman" w:cs="Times New Roman"/>
-          <w:b/>
-          <w:sz w:val="32"/>
-          <w:szCs w:val="32"/>
-        </w:rPr>
-      </w:pPr>
-      <w:r>
-        <w:rPr>
-          <w:rFonts w:ascii="Times New Roman" w:eastAsia="Times New Roman" w:hAnsi="Times New Roman" w:cs="Times New Roman"/>
-          <w:b/>
-          <w:sz w:val="32"/>
-          <w:szCs w:val="32"/>
-        </w:rPr>
-        <w:lastRenderedPageBreak/>
-        <w:t>График изменения времени отклика от нагрузки для выбранной конфигурации, полученный в ходе стресс-тестирования системы</w:t>
-      </w:r>
-    </w:p>
-    <w:p>
-      <w:pPr>
-        <w:rPr>
-          <w:rFonts w:ascii="Times New Roman" w:eastAsia="Times New Roman" w:hAnsi="Times New Roman" w:cs="Times New Roman"/>
-          <w:sz w:val="28"/>
-          <w:szCs w:val="28"/>
-        </w:rPr>
-      </w:pPr>
-      <w:r>
-        <w:rPr>
-          <w:rFonts w:ascii="Times New Roman" w:eastAsia="Times New Roman" w:hAnsi="Times New Roman" w:cs="Times New Roman"/>
-          <w:sz w:val="28"/>
-          <w:szCs w:val="28"/>
-        </w:rPr>
-        <w:t xml:space="preserve">Получено 8085 записей </w:t>
-      </w:r>
-      <w:proofErr w:type="spellStart"/>
-      <w:r>
-        <w:rPr>
-          <w:rFonts w:ascii="Times New Roman" w:eastAsia="Times New Roman" w:hAnsi="Times New Roman" w:cs="Times New Roman"/>
-          <w:sz w:val="28"/>
-          <w:szCs w:val="28"/>
-        </w:rPr>
-        <w:t>JMeter</w:t>
-      </w:r>
-      <w:proofErr w:type="spellEnd"/>
-      <w:r>
-        <w:rPr>
-          <w:rFonts w:ascii="Times New Roman" w:eastAsia="Times New Roman" w:hAnsi="Times New Roman" w:cs="Times New Roman"/>
-          <w:sz w:val="28"/>
-          <w:szCs w:val="28"/>
-        </w:rPr>
-        <w:t xml:space="preserve"> об обращении к веб-приложению, из них 3.71% завершились ошибкой, макс. время отклика составило 9229 </w:t>
-      </w:r>
-      <w:proofErr w:type="spellStart"/>
-      <w:r>
-        <w:rPr>
-          <w:rFonts w:ascii="Times New Roman" w:eastAsia="Times New Roman" w:hAnsi="Times New Roman" w:cs="Times New Roman"/>
-          <w:sz w:val="28"/>
-          <w:szCs w:val="28"/>
-        </w:rPr>
-        <w:t>мс</w:t>
-      </w:r>
-      <w:proofErr w:type="spellEnd"/>
-      <w:r>
-        <w:rPr>
-          <w:rFonts w:ascii="Times New Roman" w:eastAsia="Times New Roman" w:hAnsi="Times New Roman" w:cs="Times New Roman"/>
-          <w:sz w:val="28"/>
-          <w:szCs w:val="28"/>
-        </w:rPr>
-        <w:t>.</w:t>
-      </w:r>
-    </w:p>
-    <w:p>
-      <w:pPr>
-        <w:rPr>
-          <w:rFonts w:ascii="Times New Roman" w:eastAsia="Times New Roman" w:hAnsi="Times New Roman" w:cs="Times New Roman"/>
-          <w:sz w:val="28"/>
-          <w:szCs w:val="28"/>
-        </w:rPr>
-      </w:pPr>
-      <w:r>
-        <w:rPr>
-          <w:rFonts w:ascii="Times New Roman" w:eastAsia="Times New Roman" w:hAnsi="Times New Roman" w:cs="Times New Roman"/>
+          <w:sz w:val="28"/>
+          <w:szCs w:val="28"/>
+        </w:rPr>
+      </w:pPr>
+      <w:r>
+        <w:rPr>
+          <w:rFonts w:ascii="Times New Roman" w:eastAsia="Times New Roman" w:hAnsi="Times New Roman" w:cs="Times New Roman"/>
+          <w:b/>
+          <w:sz w:val="28"/>
+          <w:szCs w:val="28"/>
+        </w:rPr>
+        <w:t>Оценка средней задержки для кол-ва параллельных пользователей</w:t>
+      </w:r>
+    </w:p>
+    <w:p>
+      <w:pPr>
+        <w:rPr>
+          <w:rFonts w:ascii="Times New Roman" w:eastAsia="Times New Roman" w:hAnsi="Times New Roman" w:cs="Times New Roman"/>
+          <w:b/>
+          <w:sz w:val="28"/>
+          <w:szCs w:val="28"/>
+        </w:rPr>
+      </w:pPr>
+      <w:r>
+        <w:rPr>
+          <w:rFonts w:ascii="Times New Roman" w:eastAsia="Times New Roman" w:hAnsi="Times New Roman" w:cs="Times New Roman"/>
+          <w:b/>
           <w:noProof/>
           <w:sz w:val="28"/>
           <w:szCs w:val="28"/>
         </w:rPr>
         <w:drawing>
-          <wp:inline distT="114300" distB="114300" distL="114300" distR="114300" wp14:anchorId="320FB214" wp14:editId="1F2F735F">
-            <wp:extent cx="5939480" cy="4013200"/>
-            <wp:effectExtent l="0" t="0" r="0" b="0"/>
-            <wp:docPr id="27" name="image34.png"/>
+          <wp:inline distT="114300" distB="114300" distL="114300" distR="114300" wp14:anchorId="225DB08A" wp14:editId="7A736A7E">
+            <wp:extent cx="5611349" cy="3634882"/>
+            <wp:effectExtent l="0" t="0" r="2540" b="0"/>
+            <wp:docPr id="8" name="image24.png"/>
             <wp:cNvGraphicFramePr/>
             <a:graphic xmlns:a="http://schemas.openxmlformats.org/drawingml/2006/main">
               <a:graphicData uri="http://schemas.openxmlformats.org/drawingml/2006/picture">
                 <pic:pic xmlns:pic="http://schemas.openxmlformats.org/drawingml/2006/picture">
                   <pic:nvPicPr>
-                    <pic:cNvPr id="0" name="image34.png"/>
+                    <pic:cNvPr id="8" name="image24.png"/>
                     <pic:cNvPicPr preferRelativeResize="0"/>
                   </pic:nvPicPr>
                   <pic:blipFill>
-                    <a:blip r:embed="rId34"/>
-                    <a:srcRect/>
+                    <a:blip r:embed="rId28" cstate="print">
+                      <a:extLst>
+                        <a:ext uri="{28A0092B-C50C-407E-A947-70E740481C1C}">
+                          <a14:useLocalDpi xmlns:a14="http://schemas.microsoft.com/office/drawing/2010/main" val="0"/>
+                        </a:ext>
+                      </a:extLst>
+                    </a:blip>
                     <a:stretch>
                       <a:fillRect/>
                     </a:stretch>
@@ -3600,7 +3534,7 @@
                   <pic:spPr>
                     <a:xfrm>
                       <a:off x="0" y="0"/>
-                      <a:ext cx="5939480" cy="4013200"/>
+                      <a:ext cx="5615019" cy="3637260"/>
                     </a:xfrm>
                     <a:prstGeom prst="rect">
                       <a:avLst/>
@@ -3618,33 +3552,70 @@
       <w:pPr>
         <w:rPr>
           <w:rFonts w:ascii="Times New Roman" w:eastAsia="Times New Roman" w:hAnsi="Times New Roman" w:cs="Times New Roman"/>
-          <w:sz w:val="28"/>
-          <w:szCs w:val="28"/>
-        </w:rPr>
-      </w:pPr>
-      <w:r>
-        <w:rPr>
-          <w:rFonts w:ascii="Times New Roman" w:eastAsia="Times New Roman" w:hAnsi="Times New Roman" w:cs="Times New Roman"/>
+          <w:b/>
+          <w:sz w:val="28"/>
+          <w:szCs w:val="28"/>
+        </w:rPr>
+      </w:pPr>
+    </w:p>
+    <w:p>
+      <w:pPr>
+        <w:rPr>
+          <w:rFonts w:ascii="Times New Roman" w:eastAsia="Times New Roman" w:hAnsi="Times New Roman" w:cs="Times New Roman"/>
+          <w:b/>
+          <w:sz w:val="28"/>
+          <w:szCs w:val="28"/>
+        </w:rPr>
+      </w:pPr>
+      <w:r>
+        <w:rPr>
+          <w:rFonts w:ascii="Times New Roman" w:eastAsia="Times New Roman" w:hAnsi="Times New Roman" w:cs="Times New Roman"/>
+          <w:b/>
+          <w:sz w:val="28"/>
+          <w:szCs w:val="28"/>
+        </w:rPr>
+        <w:t>Оценка времени отклика во времени от кол-ва параллельных пользователей</w:t>
+      </w:r>
+    </w:p>
+    <w:p>
+      <w:pPr>
+        <w:rPr>
+          <w:rFonts w:ascii="Times New Roman" w:eastAsia="Times New Roman" w:hAnsi="Times New Roman" w:cs="Times New Roman"/>
+          <w:b/>
+          <w:sz w:val="28"/>
+          <w:szCs w:val="28"/>
+          <w:lang w:val="en-US"/>
+        </w:rPr>
+      </w:pPr>
+      <w:r>
+        <w:rPr>
+          <w:rFonts w:ascii="Times New Roman" w:eastAsia="Times New Roman" w:hAnsi="Times New Roman" w:cs="Times New Roman"/>
+          <w:b/>
           <w:noProof/>
           <w:sz w:val="28"/>
           <w:szCs w:val="28"/>
         </w:rPr>
         <w:drawing>
-          <wp:inline distT="114300" distB="114300" distL="114300" distR="114300" wp14:anchorId="7A69CFA3" wp14:editId="484F8F09">
-            <wp:extent cx="5939480" cy="317500"/>
+          <wp:inline distT="114300" distB="114300" distL="114300" distR="114300" wp14:anchorId="66904123" wp14:editId="7E246772">
+            <wp:extent cx="4820044" cy="2405992"/>
             <wp:effectExtent l="0" t="0" r="0" b="0"/>
-            <wp:docPr id="38" name="image29.png"/>
+            <wp:docPr id="6" name="image13.png"/>
             <wp:cNvGraphicFramePr/>
             <a:graphic xmlns:a="http://schemas.openxmlformats.org/drawingml/2006/main">
               <a:graphicData uri="http://schemas.openxmlformats.org/drawingml/2006/picture">
                 <pic:pic xmlns:pic="http://schemas.openxmlformats.org/drawingml/2006/picture">
                   <pic:nvPicPr>
-                    <pic:cNvPr id="0" name="image29.png"/>
+                    <pic:cNvPr id="6" name="image13.png"/>
                     <pic:cNvPicPr preferRelativeResize="0"/>
                   </pic:nvPicPr>
                   <pic:blipFill>
-                    <a:blip r:embed="rId35"/>
-                    <a:srcRect/>
+                    <a:blip r:embed="rId29" cstate="print">
+                      <a:extLst>
+                        <a:ext uri="{28A0092B-C50C-407E-A947-70E740481C1C}">
+                          <a14:useLocalDpi xmlns:a14="http://schemas.microsoft.com/office/drawing/2010/main" val="0"/>
+                        </a:ext>
+                      </a:extLst>
+                    </a:blip>
                     <a:stretch>
                       <a:fillRect/>
                     </a:stretch>
@@ -3652,7 +3623,7 @@
                   <pic:spPr>
                     <a:xfrm>
                       <a:off x="0" y="0"/>
-                      <a:ext cx="5939480" cy="317500"/>
+                      <a:ext cx="4820044" cy="2405992"/>
                     </a:xfrm>
                     <a:prstGeom prst="rect">
                       <a:avLst/>
@@ -3670,211 +3641,19 @@
       <w:pPr>
         <w:rPr>
           <w:rFonts w:ascii="Times New Roman" w:eastAsia="Times New Roman" w:hAnsi="Times New Roman" w:cs="Times New Roman"/>
-          <w:sz w:val="28"/>
-          <w:szCs w:val="28"/>
-        </w:rPr>
-      </w:pPr>
-      <w:r>
-        <w:rPr>
-          <w:rFonts w:ascii="Times New Roman" w:eastAsia="Times New Roman" w:hAnsi="Times New Roman" w:cs="Times New Roman"/>
-          <w:sz w:val="28"/>
-          <w:szCs w:val="28"/>
-        </w:rPr>
-        <w:t>Для анализа результатов стресс тестирования, было написано несколько скриптов, читающий результаты из .</w:t>
-      </w:r>
-      <w:proofErr w:type="spellStart"/>
-      <w:r>
-        <w:rPr>
-          <w:rFonts w:ascii="Times New Roman" w:eastAsia="Times New Roman" w:hAnsi="Times New Roman" w:cs="Times New Roman"/>
-          <w:sz w:val="28"/>
-          <w:szCs w:val="28"/>
-        </w:rPr>
-        <w:t>csv</w:t>
-      </w:r>
-      <w:proofErr w:type="spellEnd"/>
-      <w:r>
-        <w:rPr>
-          <w:rFonts w:ascii="Times New Roman" w:eastAsia="Times New Roman" w:hAnsi="Times New Roman" w:cs="Times New Roman"/>
-          <w:sz w:val="28"/>
-          <w:szCs w:val="28"/>
-        </w:rPr>
-        <w:t xml:space="preserve"> файла, так как стандартных инструментов анализа Apache </w:t>
-      </w:r>
-      <w:proofErr w:type="spellStart"/>
-      <w:r>
-        <w:rPr>
-          <w:rFonts w:ascii="Times New Roman" w:eastAsia="Times New Roman" w:hAnsi="Times New Roman" w:cs="Times New Roman"/>
-          <w:sz w:val="28"/>
-          <w:szCs w:val="28"/>
-        </w:rPr>
-        <w:t>JMeter</w:t>
-      </w:r>
-      <w:proofErr w:type="spellEnd"/>
-      <w:r>
-        <w:rPr>
-          <w:rFonts w:ascii="Times New Roman" w:eastAsia="Times New Roman" w:hAnsi="Times New Roman" w:cs="Times New Roman"/>
-          <w:sz w:val="28"/>
-          <w:szCs w:val="28"/>
-        </w:rPr>
-        <w:t xml:space="preserve"> недостаточно.</w:t>
-      </w:r>
-    </w:p>
-    <w:p>
-      <w:pPr>
-        <w:rPr>
-          <w:rFonts w:ascii="Times New Roman" w:eastAsia="Times New Roman" w:hAnsi="Times New Roman" w:cs="Times New Roman"/>
-          <w:sz w:val="28"/>
-          <w:szCs w:val="28"/>
-        </w:rPr>
-      </w:pPr>
-      <w:r>
-        <w:br w:type="page"/>
-      </w:r>
-    </w:p>
-    <w:p>
-      <w:pPr>
-        <w:rPr>
-          <w:rFonts w:ascii="Times New Roman" w:eastAsia="Times New Roman" w:hAnsi="Times New Roman" w:cs="Times New Roman"/>
-          <w:sz w:val="28"/>
-          <w:szCs w:val="28"/>
-        </w:rPr>
-      </w:pPr>
-      <w:r>
-        <w:rPr>
-          <w:rFonts w:ascii="Times New Roman" w:eastAsia="Times New Roman" w:hAnsi="Times New Roman" w:cs="Times New Roman"/>
-          <w:sz w:val="28"/>
-          <w:szCs w:val="28"/>
-        </w:rPr>
-        <w:lastRenderedPageBreak/>
-        <w:t>Попробуем проанализировать полученные результаты:</w:t>
-      </w:r>
-    </w:p>
-    <w:p>
-      <w:pPr>
-        <w:rPr>
-          <w:rFonts w:ascii="IBM Plex Mono" w:eastAsia="IBM Plex Mono" w:hAnsi="IBM Plex Mono" w:cs="IBM Plex Mono"/>
-          <w:sz w:val="24"/>
-          <w:szCs w:val="24"/>
-        </w:rPr>
-      </w:pPr>
-      <w:r>
-        <w:rPr>
-          <w:rFonts w:ascii="IBM Plex Mono" w:eastAsia="IBM Plex Mono" w:hAnsi="IBM Plex Mono" w:cs="IBM Plex Mono"/>
-          <w:sz w:val="24"/>
-          <w:szCs w:val="24"/>
-        </w:rPr>
-        <w:t xml:space="preserve">First </w:t>
-      </w:r>
-      <w:proofErr w:type="spellStart"/>
-      <w:r>
-        <w:rPr>
-          <w:rFonts w:ascii="IBM Plex Mono" w:eastAsia="IBM Plex Mono" w:hAnsi="IBM Plex Mono" w:cs="IBM Plex Mono"/>
-          <w:sz w:val="24"/>
-          <w:szCs w:val="24"/>
-        </w:rPr>
-        <w:t>failures</w:t>
-      </w:r>
-      <w:proofErr w:type="spellEnd"/>
-      <w:r>
-        <w:rPr>
-          <w:rFonts w:ascii="IBM Plex Mono" w:eastAsia="IBM Plex Mono" w:hAnsi="IBM Plex Mono" w:cs="IBM Plex Mono"/>
-          <w:sz w:val="24"/>
-          <w:szCs w:val="24"/>
-        </w:rPr>
-        <w:t xml:space="preserve"> </w:t>
-      </w:r>
-      <w:proofErr w:type="spellStart"/>
-      <w:r>
-        <w:rPr>
-          <w:rFonts w:ascii="IBM Plex Mono" w:eastAsia="IBM Plex Mono" w:hAnsi="IBM Plex Mono" w:cs="IBM Plex Mono"/>
-          <w:sz w:val="24"/>
-          <w:szCs w:val="24"/>
-        </w:rPr>
-        <w:t>observed</w:t>
-      </w:r>
-      <w:proofErr w:type="spellEnd"/>
-      <w:r>
-        <w:rPr>
-          <w:rFonts w:ascii="IBM Plex Mono" w:eastAsia="IBM Plex Mono" w:hAnsi="IBM Plex Mono" w:cs="IBM Plex Mono"/>
-          <w:sz w:val="24"/>
-          <w:szCs w:val="24"/>
-        </w:rPr>
-        <w:t xml:space="preserve"> </w:t>
-      </w:r>
-      <w:proofErr w:type="spellStart"/>
-      <w:r>
-        <w:rPr>
-          <w:rFonts w:ascii="IBM Plex Mono" w:eastAsia="IBM Plex Mono" w:hAnsi="IBM Plex Mono" w:cs="IBM Plex Mono"/>
-          <w:sz w:val="24"/>
-          <w:szCs w:val="24"/>
-        </w:rPr>
-        <w:t>at</w:t>
-      </w:r>
-      <w:proofErr w:type="spellEnd"/>
-      <w:r>
-        <w:rPr>
-          <w:rFonts w:ascii="IBM Plex Mono" w:eastAsia="IBM Plex Mono" w:hAnsi="IBM Plex Mono" w:cs="IBM Plex Mono"/>
-          <w:sz w:val="24"/>
-          <w:szCs w:val="24"/>
-        </w:rPr>
-        <w:t xml:space="preserve"> 168 </w:t>
-      </w:r>
-      <w:proofErr w:type="spellStart"/>
-      <w:r>
-        <w:rPr>
-          <w:rFonts w:ascii="IBM Plex Mono" w:eastAsia="IBM Plex Mono" w:hAnsi="IBM Plex Mono" w:cs="IBM Plex Mono"/>
-          <w:sz w:val="24"/>
-          <w:szCs w:val="24"/>
-        </w:rPr>
-        <w:t>concurrent</w:t>
-      </w:r>
-      <w:proofErr w:type="spellEnd"/>
-      <w:r>
-        <w:rPr>
-          <w:rFonts w:ascii="IBM Plex Mono" w:eastAsia="IBM Plex Mono" w:hAnsi="IBM Plex Mono" w:cs="IBM Plex Mono"/>
-          <w:sz w:val="24"/>
-          <w:szCs w:val="24"/>
-        </w:rPr>
-        <w:t xml:space="preserve"> </w:t>
-      </w:r>
-      <w:proofErr w:type="spellStart"/>
-      <w:r>
-        <w:rPr>
-          <w:rFonts w:ascii="IBM Plex Mono" w:eastAsia="IBM Plex Mono" w:hAnsi="IBM Plex Mono" w:cs="IBM Plex Mono"/>
-          <w:sz w:val="24"/>
-          <w:szCs w:val="24"/>
-        </w:rPr>
-        <w:t>users</w:t>
-      </w:r>
-      <w:proofErr w:type="spellEnd"/>
-    </w:p>
-    <w:p>
-      <w:pPr>
-        <w:rPr>
-          <w:rFonts w:ascii="Times New Roman" w:eastAsia="Times New Roman" w:hAnsi="Times New Roman" w:cs="Times New Roman"/>
-          <w:b/>
-          <w:sz w:val="28"/>
-          <w:szCs w:val="28"/>
-        </w:rPr>
-      </w:pPr>
-    </w:p>
-    <w:p>
-      <w:pPr>
-        <w:rPr>
-          <w:rFonts w:ascii="Times New Roman" w:eastAsia="Times New Roman" w:hAnsi="Times New Roman" w:cs="Times New Roman"/>
-          <w:b/>
-          <w:sz w:val="28"/>
-          <w:szCs w:val="28"/>
-        </w:rPr>
-      </w:pPr>
-      <w:r>
-        <w:rPr>
-          <w:rFonts w:ascii="Times New Roman" w:eastAsia="Times New Roman" w:hAnsi="Times New Roman" w:cs="Times New Roman"/>
-          <w:b/>
-          <w:sz w:val="28"/>
-          <w:szCs w:val="28"/>
-        </w:rPr>
-        <w:t>Оценка задержки и частоты ошибок</w:t>
+          <w:b/>
+          <w:sz w:val="28"/>
+          <w:szCs w:val="28"/>
+        </w:rPr>
+      </w:pPr>
+      <w:r>
+        <w:rPr>
+          <w:rFonts w:ascii="Times New Roman" w:eastAsia="Times New Roman" w:hAnsi="Times New Roman" w:cs="Times New Roman"/>
+          <w:b/>
+          <w:sz w:val="28"/>
+          <w:szCs w:val="28"/>
+        </w:rPr>
+        <w:t>Распределение параллельных пользователей</w:t>
       </w:r>
     </w:p>
     <w:p>
@@ -3895,21 +3674,26 @@
           <w:szCs w:val="28"/>
         </w:rPr>
         <w:drawing>
-          <wp:inline distT="114300" distB="114300" distL="114300" distR="114300" wp14:anchorId="2F2F189F" wp14:editId="3CD0691F">
-            <wp:extent cx="4772978" cy="3181985"/>
-            <wp:effectExtent l="0" t="0" r="0" b="0"/>
-            <wp:docPr id="2" name="image22.png"/>
+          <wp:inline distT="114300" distB="114300" distL="114300" distR="114300" wp14:anchorId="285C450D" wp14:editId="7A2AF4FB">
+            <wp:extent cx="4061764" cy="2434623"/>
+            <wp:effectExtent l="0" t="0" r="2540" b="3810"/>
+            <wp:docPr id="19" name="image10.png"/>
             <wp:cNvGraphicFramePr/>
             <a:graphic xmlns:a="http://schemas.openxmlformats.org/drawingml/2006/main">
               <a:graphicData uri="http://schemas.openxmlformats.org/drawingml/2006/picture">
                 <pic:pic xmlns:pic="http://schemas.openxmlformats.org/drawingml/2006/picture">
                   <pic:nvPicPr>
-                    <pic:cNvPr id="0" name="image22.png"/>
+                    <pic:cNvPr id="19" name="image10.png"/>
                     <pic:cNvPicPr preferRelativeResize="0"/>
                   </pic:nvPicPr>
                   <pic:blipFill>
-                    <a:blip r:embed="rId36"/>
-                    <a:srcRect/>
+                    <a:blip r:embed="rId30" cstate="print">
+                      <a:extLst>
+                        <a:ext uri="{28A0092B-C50C-407E-A947-70E740481C1C}">
+                          <a14:useLocalDpi xmlns:a14="http://schemas.microsoft.com/office/drawing/2010/main" val="0"/>
+                        </a:ext>
+                      </a:extLst>
+                    </a:blip>
                     <a:stretch>
                       <a:fillRect/>
                     </a:stretch>
@@ -3917,7 +3701,7 @@
                   <pic:spPr>
                     <a:xfrm>
                       <a:off x="0" y="0"/>
-                      <a:ext cx="4772978" cy="3181985"/>
+                      <a:ext cx="4061764" cy="2434623"/>
                     </a:xfrm>
                     <a:prstGeom prst="rect">
                       <a:avLst/>
@@ -3947,7 +3731,7 @@
           <w:sz w:val="28"/>
           <w:szCs w:val="28"/>
         </w:rPr>
-        <w:t>Оценка средней задержки для кол-ва параллельных пользователей</w:t>
+        <w:t xml:space="preserve">Перцентили времени обработки запроса во времени </w:t>
       </w:r>
     </w:p>
     <w:p>
@@ -3968,21 +3752,26 @@
           <w:szCs w:val="28"/>
         </w:rPr>
         <w:drawing>
-          <wp:inline distT="114300" distB="114300" distL="114300" distR="114300" wp14:anchorId="225DB08A" wp14:editId="7F4A75A5">
-            <wp:extent cx="5939480" cy="3962400"/>
-            <wp:effectExtent l="0" t="0" r="0" b="0"/>
-            <wp:docPr id="8" name="image24.png"/>
+          <wp:inline distT="114300" distB="114300" distL="114300" distR="114300" wp14:anchorId="689018A0" wp14:editId="5113A843">
+            <wp:extent cx="4744403" cy="2380135"/>
+            <wp:effectExtent l="0" t="0" r="5715" b="0"/>
+            <wp:docPr id="30" name="image33.png"/>
             <wp:cNvGraphicFramePr/>
             <a:graphic xmlns:a="http://schemas.openxmlformats.org/drawingml/2006/main">
               <a:graphicData uri="http://schemas.openxmlformats.org/drawingml/2006/picture">
                 <pic:pic xmlns:pic="http://schemas.openxmlformats.org/drawingml/2006/picture">
                   <pic:nvPicPr>
-                    <pic:cNvPr id="0" name="image24.png"/>
+                    <pic:cNvPr id="30" name="image33.png"/>
                     <pic:cNvPicPr preferRelativeResize="0"/>
                   </pic:nvPicPr>
                   <pic:blipFill>
-                    <a:blip r:embed="rId37"/>
-                    <a:srcRect/>
+                    <a:blip r:embed="rId31" cstate="print">
+                      <a:extLst>
+                        <a:ext uri="{28A0092B-C50C-407E-A947-70E740481C1C}">
+                          <a14:useLocalDpi xmlns:a14="http://schemas.microsoft.com/office/drawing/2010/main" val="0"/>
+                        </a:ext>
+                      </a:extLst>
+                    </a:blip>
                     <a:stretch>
                       <a:fillRect/>
                     </a:stretch>
@@ -3990,7 +3779,7 @@
                   <pic:spPr>
                     <a:xfrm>
                       <a:off x="0" y="0"/>
-                      <a:ext cx="5939480" cy="3962400"/>
+                      <a:ext cx="4744403" cy="2380135"/>
                     </a:xfrm>
                     <a:prstGeom prst="rect">
                       <a:avLst/>
@@ -4003,236 +3792,6 @@
           </wp:inline>
         </w:drawing>
       </w:r>
-    </w:p>
-    <w:p>
-      <w:pPr>
-        <w:rPr>
-          <w:rFonts w:ascii="Times New Roman" w:eastAsia="Times New Roman" w:hAnsi="Times New Roman" w:cs="Times New Roman"/>
-          <w:b/>
-          <w:sz w:val="28"/>
-          <w:szCs w:val="28"/>
-        </w:rPr>
-      </w:pPr>
-    </w:p>
-    <w:p>
-      <w:pPr>
-        <w:rPr>
-          <w:rFonts w:ascii="Times New Roman" w:eastAsia="Times New Roman" w:hAnsi="Times New Roman" w:cs="Times New Roman"/>
-          <w:b/>
-          <w:sz w:val="28"/>
-          <w:szCs w:val="28"/>
-        </w:rPr>
-      </w:pPr>
-      <w:r>
-        <w:rPr>
-          <w:rFonts w:ascii="Times New Roman" w:eastAsia="Times New Roman" w:hAnsi="Times New Roman" w:cs="Times New Roman"/>
-          <w:b/>
-          <w:sz w:val="28"/>
-          <w:szCs w:val="28"/>
-        </w:rPr>
-        <w:lastRenderedPageBreak/>
-        <w:t>Оценка времени отклика во времени от кол-ва параллельных пользователей</w:t>
-      </w:r>
-    </w:p>
-    <w:p>
-      <w:pPr>
-        <w:rPr>
-          <w:rFonts w:ascii="Times New Roman" w:eastAsia="Times New Roman" w:hAnsi="Times New Roman" w:cs="Times New Roman"/>
-          <w:b/>
-          <w:sz w:val="28"/>
-          <w:szCs w:val="28"/>
-        </w:rPr>
-      </w:pPr>
-      <w:r>
-        <w:rPr>
-          <w:rFonts w:ascii="Times New Roman" w:eastAsia="Times New Roman" w:hAnsi="Times New Roman" w:cs="Times New Roman"/>
-          <w:b/>
-          <w:noProof/>
-          <w:sz w:val="28"/>
-          <w:szCs w:val="28"/>
-        </w:rPr>
-        <w:drawing>
-          <wp:inline distT="114300" distB="114300" distL="114300" distR="114300" wp14:anchorId="66904123" wp14:editId="471FC1D8">
-            <wp:extent cx="4858703" cy="2405992"/>
-            <wp:effectExtent l="0" t="0" r="0" b="0"/>
-            <wp:docPr id="6" name="image13.png"/>
-            <wp:cNvGraphicFramePr/>
-            <a:graphic xmlns:a="http://schemas.openxmlformats.org/drawingml/2006/main">
-              <a:graphicData uri="http://schemas.openxmlformats.org/drawingml/2006/picture">
-                <pic:pic xmlns:pic="http://schemas.openxmlformats.org/drawingml/2006/picture">
-                  <pic:nvPicPr>
-                    <pic:cNvPr id="0" name="image13.png"/>
-                    <pic:cNvPicPr preferRelativeResize="0"/>
-                  </pic:nvPicPr>
-                  <pic:blipFill>
-                    <a:blip r:embed="rId38"/>
-                    <a:srcRect/>
-                    <a:stretch>
-                      <a:fillRect/>
-                    </a:stretch>
-                  </pic:blipFill>
-                  <pic:spPr>
-                    <a:xfrm>
-                      <a:off x="0" y="0"/>
-                      <a:ext cx="4858703" cy="2405992"/>
-                    </a:xfrm>
-                    <a:prstGeom prst="rect">
-                      <a:avLst/>
-                    </a:prstGeom>
-                    <a:ln/>
-                  </pic:spPr>
-                </pic:pic>
-              </a:graphicData>
-            </a:graphic>
-          </wp:inline>
-        </w:drawing>
-      </w:r>
-    </w:p>
-    <w:p>
-      <w:pPr>
-        <w:rPr>
-          <w:rFonts w:ascii="Times New Roman" w:eastAsia="Times New Roman" w:hAnsi="Times New Roman" w:cs="Times New Roman"/>
-          <w:b/>
-          <w:sz w:val="28"/>
-          <w:szCs w:val="28"/>
-        </w:rPr>
-      </w:pPr>
-      <w:r>
-        <w:rPr>
-          <w:rFonts w:ascii="Times New Roman" w:eastAsia="Times New Roman" w:hAnsi="Times New Roman" w:cs="Times New Roman"/>
-          <w:b/>
-          <w:sz w:val="28"/>
-          <w:szCs w:val="28"/>
-        </w:rPr>
-        <w:t>Распределение параллельных пользователей</w:t>
-      </w:r>
-    </w:p>
-    <w:p>
-      <w:pPr>
-        <w:rPr>
-          <w:rFonts w:ascii="Times New Roman" w:eastAsia="Times New Roman" w:hAnsi="Times New Roman" w:cs="Times New Roman"/>
-          <w:b/>
-          <w:sz w:val="28"/>
-          <w:szCs w:val="28"/>
-        </w:rPr>
-      </w:pPr>
-      <w:r>
-        <w:rPr>
-          <w:rFonts w:ascii="Times New Roman" w:eastAsia="Times New Roman" w:hAnsi="Times New Roman" w:cs="Times New Roman"/>
-          <w:b/>
-          <w:noProof/>
-          <w:sz w:val="28"/>
-          <w:szCs w:val="28"/>
-        </w:rPr>
-        <w:drawing>
-          <wp:inline distT="114300" distB="114300" distL="114300" distR="114300" wp14:anchorId="285C450D" wp14:editId="76D1C56F">
-            <wp:extent cx="4061764" cy="2448079"/>
-            <wp:effectExtent l="0" t="0" r="0" b="0"/>
-            <wp:docPr id="19" name="image10.png"/>
-            <wp:cNvGraphicFramePr/>
-            <a:graphic xmlns:a="http://schemas.openxmlformats.org/drawingml/2006/main">
-              <a:graphicData uri="http://schemas.openxmlformats.org/drawingml/2006/picture">
-                <pic:pic xmlns:pic="http://schemas.openxmlformats.org/drawingml/2006/picture">
-                  <pic:nvPicPr>
-                    <pic:cNvPr id="0" name="image10.png"/>
-                    <pic:cNvPicPr preferRelativeResize="0"/>
-                  </pic:nvPicPr>
-                  <pic:blipFill>
-                    <a:blip r:embed="rId39"/>
-                    <a:srcRect/>
-                    <a:stretch>
-                      <a:fillRect/>
-                    </a:stretch>
-                  </pic:blipFill>
-                  <pic:spPr>
-                    <a:xfrm>
-                      <a:off x="0" y="0"/>
-                      <a:ext cx="4061764" cy="2448079"/>
-                    </a:xfrm>
-                    <a:prstGeom prst="rect">
-                      <a:avLst/>
-                    </a:prstGeom>
-                    <a:ln/>
-                  </pic:spPr>
-                </pic:pic>
-              </a:graphicData>
-            </a:graphic>
-          </wp:inline>
-        </w:drawing>
-      </w:r>
-    </w:p>
-    <w:p>
-      <w:pPr>
-        <w:rPr>
-          <w:rFonts w:ascii="Times New Roman" w:eastAsia="Times New Roman" w:hAnsi="Times New Roman" w:cs="Times New Roman"/>
-          <w:b/>
-          <w:sz w:val="28"/>
-          <w:szCs w:val="28"/>
-        </w:rPr>
-      </w:pPr>
-      <w:r>
-        <w:rPr>
-          <w:rFonts w:ascii="Times New Roman" w:eastAsia="Times New Roman" w:hAnsi="Times New Roman" w:cs="Times New Roman"/>
-          <w:b/>
-          <w:sz w:val="28"/>
-          <w:szCs w:val="28"/>
-        </w:rPr>
-        <w:t xml:space="preserve">Перцентили времени обработки запроса во времени </w:t>
-      </w:r>
-    </w:p>
-    <w:p>
-      <w:pPr>
-        <w:rPr>
-          <w:rFonts w:ascii="Times New Roman" w:eastAsia="Times New Roman" w:hAnsi="Times New Roman" w:cs="Times New Roman"/>
-          <w:b/>
-          <w:sz w:val="28"/>
-          <w:szCs w:val="28"/>
-        </w:rPr>
-      </w:pPr>
-      <w:r>
-        <w:rPr>
-          <w:rFonts w:ascii="Times New Roman" w:eastAsia="Times New Roman" w:hAnsi="Times New Roman" w:cs="Times New Roman"/>
-          <w:b/>
-          <w:noProof/>
-          <w:sz w:val="28"/>
-          <w:szCs w:val="28"/>
-        </w:rPr>
-        <w:drawing>
-          <wp:inline distT="114300" distB="114300" distL="114300" distR="114300" wp14:anchorId="689018A0" wp14:editId="7B0DA224">
-            <wp:extent cx="4744403" cy="2562281"/>
-            <wp:effectExtent l="0" t="0" r="0" b="0"/>
-            <wp:docPr id="30" name="image33.png"/>
-            <wp:cNvGraphicFramePr/>
-            <a:graphic xmlns:a="http://schemas.openxmlformats.org/drawingml/2006/main">
-              <a:graphicData uri="http://schemas.openxmlformats.org/drawingml/2006/picture">
-                <pic:pic xmlns:pic="http://schemas.openxmlformats.org/drawingml/2006/picture">
-                  <pic:nvPicPr>
-                    <pic:cNvPr id="0" name="image33.png"/>
-                    <pic:cNvPicPr preferRelativeResize="0"/>
-                  </pic:nvPicPr>
-                  <pic:blipFill>
-                    <a:blip r:embed="rId40"/>
-                    <a:srcRect/>
-                    <a:stretch>
-                      <a:fillRect/>
-                    </a:stretch>
-                  </pic:blipFill>
-                  <pic:spPr>
-                    <a:xfrm>
-                      <a:off x="0" y="0"/>
-                      <a:ext cx="4744403" cy="2562281"/>
-                    </a:xfrm>
-                    <a:prstGeom prst="rect">
-                      <a:avLst/>
-                    </a:prstGeom>
-                    <a:ln/>
-                  </pic:spPr>
-                </pic:pic>
-              </a:graphicData>
-            </a:graphic>
-          </wp:inline>
-        </w:drawing>
-      </w:r>
       <w:r>
         <w:br w:type="page"/>
       </w:r>
@@ -4241,1243 +3800,378 @@
       <w:pPr>
         <w:rPr>
           <w:rFonts w:ascii="Times New Roman" w:eastAsia="Times New Roman" w:hAnsi="Times New Roman" w:cs="Times New Roman"/>
-          <w:b/>
-          <w:sz w:val="28"/>
-          <w:szCs w:val="28"/>
-        </w:rPr>
-      </w:pPr>
-      <w:r>
-        <w:rPr>
-          <w:rFonts w:ascii="Times New Roman" w:eastAsia="Times New Roman" w:hAnsi="Times New Roman" w:cs="Times New Roman"/>
-          <w:b/>
-          <w:sz w:val="28"/>
-          <w:szCs w:val="28"/>
-        </w:rPr>
-        <w:lastRenderedPageBreak/>
-        <w:t>График автокорреляции для времени отклика</w:t>
-      </w:r>
-    </w:p>
-    <w:p>
-      <w:pPr>
-        <w:rPr>
-          <w:rFonts w:ascii="Times New Roman" w:eastAsia="Times New Roman" w:hAnsi="Times New Roman" w:cs="Times New Roman"/>
-          <w:b/>
-          <w:sz w:val="28"/>
-          <w:szCs w:val="28"/>
-        </w:rPr>
-      </w:pPr>
-      <w:r>
-        <w:rPr>
-          <w:rFonts w:ascii="Times New Roman" w:eastAsia="Times New Roman" w:hAnsi="Times New Roman" w:cs="Times New Roman"/>
-          <w:b/>
-          <w:noProof/>
-          <w:sz w:val="28"/>
-          <w:szCs w:val="28"/>
-        </w:rPr>
-        <w:drawing>
-          <wp:inline distT="114300" distB="114300" distL="114300" distR="114300" wp14:anchorId="55122E1F" wp14:editId="35803C72">
-            <wp:extent cx="5939480" cy="3213100"/>
-            <wp:effectExtent l="0" t="0" r="0" b="0"/>
-            <wp:docPr id="7" name="image14.png"/>
-            <wp:cNvGraphicFramePr/>
-            <a:graphic xmlns:a="http://schemas.openxmlformats.org/drawingml/2006/main">
-              <a:graphicData uri="http://schemas.openxmlformats.org/drawingml/2006/picture">
-                <pic:pic xmlns:pic="http://schemas.openxmlformats.org/drawingml/2006/picture">
-                  <pic:nvPicPr>
-                    <pic:cNvPr id="0" name="image14.png"/>
-                    <pic:cNvPicPr preferRelativeResize="0"/>
-                  </pic:nvPicPr>
-                  <pic:blipFill>
-                    <a:blip r:embed="rId41"/>
-                    <a:srcRect/>
-                    <a:stretch>
-                      <a:fillRect/>
-                    </a:stretch>
-                  </pic:blipFill>
-                  <pic:spPr>
-                    <a:xfrm>
-                      <a:off x="0" y="0"/>
-                      <a:ext cx="5939480" cy="3213100"/>
-                    </a:xfrm>
-                    <a:prstGeom prst="rect">
-                      <a:avLst/>
-                    </a:prstGeom>
-                    <a:ln/>
-                  </pic:spPr>
-                </pic:pic>
-              </a:graphicData>
-            </a:graphic>
-          </wp:inline>
-        </w:drawing>
+          <w:sz w:val="28"/>
+          <w:szCs w:val="28"/>
+          <w:lang w:val="en-US"/>
+        </w:rPr>
+      </w:pPr>
+    </w:p>
+    <w:p>
+      <w:pPr>
+        <w:rPr>
+          <w:rFonts w:ascii="Times New Roman" w:eastAsia="Times New Roman" w:hAnsi="Times New Roman" w:cs="Times New Roman"/>
+          <w:b/>
+          <w:sz w:val="28"/>
+          <w:szCs w:val="28"/>
+        </w:rPr>
+      </w:pPr>
+    </w:p>
+    <w:p>
+      <w:pPr>
+        <w:rPr>
+          <w:rFonts w:ascii="Times New Roman" w:eastAsia="Times New Roman" w:hAnsi="Times New Roman" w:cs="Times New Roman"/>
+          <w:b/>
+          <w:sz w:val="28"/>
+          <w:szCs w:val="28"/>
+        </w:rPr>
+      </w:pPr>
+    </w:p>
+    <w:p>
+      <w:pPr>
+        <w:rPr>
+          <w:rFonts w:ascii="Times New Roman" w:eastAsia="Times New Roman" w:hAnsi="Times New Roman" w:cs="Times New Roman"/>
+          <w:b/>
+          <w:sz w:val="32"/>
+          <w:szCs w:val="32"/>
+        </w:rPr>
+      </w:pPr>
+      <w:r>
+        <w:rPr>
+          <w:rFonts w:ascii="Times New Roman" w:eastAsia="Times New Roman" w:hAnsi="Times New Roman" w:cs="Times New Roman"/>
+          <w:b/>
+          <w:sz w:val="32"/>
+          <w:szCs w:val="32"/>
+        </w:rPr>
+        <w:t>Выводы по стресс-тестированию</w:t>
+      </w:r>
+    </w:p>
+    <w:p>
+      <w:pPr>
+        <w:autoSpaceDE w:val="0"/>
+        <w:autoSpaceDN w:val="0"/>
+        <w:adjustRightInd w:val="0"/>
+        <w:spacing w:after="0" w:line="240" w:lineRule="auto"/>
+        <w:rPr>
+          <w:rFonts w:ascii="AppleSystemUIFont" w:hAnsi="AppleSystemUIFont" w:cs="AppleSystemUIFont"/>
+          <w:sz w:val="26"/>
+          <w:szCs w:val="26"/>
+        </w:rPr>
+      </w:pPr>
+      <w:r>
+        <w:rPr>
+          <w:rFonts w:ascii="AppleSystemUIFont" w:hAnsi="AppleSystemUIFont" w:cs="AppleSystemUIFont"/>
+          <w:sz w:val="26"/>
+          <w:szCs w:val="26"/>
+        </w:rPr>
+        <w:t xml:space="preserve">В ходе стресс-теста конфигурации №3 </w:t>
+      </w:r>
+      <w:r>
+        <w:rPr>
+          <w:rFonts w:ascii="AppleSystemUIFont" w:hAnsi="AppleSystemUIFont" w:cs="AppleSystemUIFont"/>
+          <w:sz w:val="26"/>
+          <w:szCs w:val="26"/>
+        </w:rPr>
+        <w:t>мною было</w:t>
+      </w:r>
+      <w:r>
+        <w:rPr>
+          <w:rFonts w:ascii="AppleSystemUIFont" w:hAnsi="AppleSystemUIFont" w:cs="AppleSystemUIFont"/>
+          <w:sz w:val="26"/>
+          <w:szCs w:val="26"/>
+        </w:rPr>
+        <w:t xml:space="preserve"> прогнали 41 280 запросов примерно за 737 секунд. Система начала сыпаться так:</w:t>
       </w:r>
     </w:p>
     <w:p>
       <w:pPr>
         <w:numPr>
           <w:ilvl w:val="0"/>
-          <w:numId w:val="3"/>
+          <w:numId w:val="9"/>
         </w:numPr>
-        <w:spacing w:after="0"/>
-        <w:rPr>
-          <w:rFonts w:ascii="Times New Roman" w:eastAsia="Times New Roman" w:hAnsi="Times New Roman" w:cs="Times New Roman"/>
-          <w:sz w:val="28"/>
-          <w:szCs w:val="28"/>
-        </w:rPr>
-      </w:pPr>
-      <w:r>
-        <w:rPr>
-          <w:rFonts w:ascii="Times New Roman" w:eastAsia="Times New Roman" w:hAnsi="Times New Roman" w:cs="Times New Roman"/>
-          <w:sz w:val="28"/>
-          <w:szCs w:val="28"/>
-        </w:rPr>
-        <w:t>Значимые корреляции (за пределами красных линий) указывают на периодические паттерны</w:t>
+        <w:autoSpaceDE w:val="0"/>
+        <w:autoSpaceDN w:val="0"/>
+        <w:adjustRightInd w:val="0"/>
+        <w:spacing w:after="0" w:line="240" w:lineRule="auto"/>
+        <w:ind w:left="0" w:firstLine="0"/>
+        <w:rPr>
+          <w:rFonts w:ascii="AppleSystemUIFont" w:hAnsi="AppleSystemUIFont" w:cs="AppleSystemUIFont"/>
+          <w:sz w:val="26"/>
+          <w:szCs w:val="26"/>
+        </w:rPr>
+      </w:pPr>
+      <w:r>
+        <w:rPr>
+          <w:rFonts w:ascii="AppleSystemUIFont" w:hAnsi="AppleSystemUIFont" w:cs="AppleSystemUIFont"/>
+          <w:sz w:val="26"/>
+          <w:szCs w:val="26"/>
+        </w:rPr>
+        <w:t>Когда число параллельных пользователей дошло до 92, в логах впервые появились HTTP 500. Это, видимо, критический порог для этой конфигурации. Самое большое количество активных потоков, которое удалось зафиксировать, — 183. Общая доля ошибок получилась около 1,02% (420 штук из 41 тысячи), то есть система полностью не умерла, но на пиках просто начинает отбрасывать запросы.</w:t>
       </w:r>
     </w:p>
     <w:p>
       <w:pPr>
         <w:numPr>
           <w:ilvl w:val="0"/>
-          <w:numId w:val="3"/>
+          <w:numId w:val="9"/>
         </w:numPr>
-        <w:rPr>
-          <w:rFonts w:ascii="Times New Roman" w:eastAsia="Times New Roman" w:hAnsi="Times New Roman" w:cs="Times New Roman"/>
-          <w:sz w:val="28"/>
-          <w:szCs w:val="28"/>
-        </w:rPr>
-      </w:pPr>
-      <w:r>
-        <w:rPr>
-          <w:rFonts w:ascii="Times New Roman" w:eastAsia="Times New Roman" w:hAnsi="Times New Roman" w:cs="Times New Roman"/>
-          <w:sz w:val="28"/>
-          <w:szCs w:val="28"/>
-        </w:rPr>
-        <w:t>Положительная корреляция: высокие значения времени отклика имеют тенденцию следовать друг за другом</w:t>
-      </w:r>
-    </w:p>
-    <w:p>
-      <w:pPr>
-        <w:rPr>
-          <w:rFonts w:ascii="Times New Roman" w:eastAsia="Times New Roman" w:hAnsi="Times New Roman" w:cs="Times New Roman"/>
-          <w:sz w:val="28"/>
-          <w:szCs w:val="28"/>
-        </w:rPr>
-      </w:pPr>
-      <w:r>
-        <w:rPr>
-          <w:rFonts w:ascii="Times New Roman" w:eastAsia="Times New Roman" w:hAnsi="Times New Roman" w:cs="Times New Roman"/>
-          <w:sz w:val="28"/>
-          <w:szCs w:val="28"/>
-        </w:rPr>
-        <w:t>При сравнении с графиком количества запросов взаимосвязей не выявлено.</w:t>
-      </w:r>
-    </w:p>
-    <w:p>
-      <w:pPr>
-        <w:rPr>
-          <w:rFonts w:ascii="Times New Roman" w:eastAsia="Times New Roman" w:hAnsi="Times New Roman" w:cs="Times New Roman"/>
-          <w:sz w:val="28"/>
-          <w:szCs w:val="28"/>
-        </w:rPr>
-      </w:pPr>
-    </w:p>
-    <w:p>
-      <w:pPr>
-        <w:spacing w:before="200"/>
-        <w:rPr>
-          <w:rFonts w:ascii="Times New Roman" w:eastAsia="Times New Roman" w:hAnsi="Times New Roman" w:cs="Times New Roman"/>
-          <w:sz w:val="28"/>
-          <w:szCs w:val="28"/>
-        </w:rPr>
-      </w:pPr>
-      <w:r>
-        <w:rPr>
-          <w:rFonts w:ascii="Times New Roman" w:eastAsia="Times New Roman" w:hAnsi="Times New Roman" w:cs="Times New Roman"/>
-          <w:b/>
-          <w:sz w:val="28"/>
-          <w:szCs w:val="28"/>
-        </w:rPr>
-        <w:t>Динамика распределения ошибок по типам HTTP-статусов</w:t>
-      </w:r>
-    </w:p>
-    <w:p>
-      <w:pPr>
-        <w:rPr>
-          <w:rFonts w:ascii="Times New Roman" w:eastAsia="Times New Roman" w:hAnsi="Times New Roman" w:cs="Times New Roman"/>
-          <w:sz w:val="28"/>
-          <w:szCs w:val="28"/>
-        </w:rPr>
-      </w:pPr>
-      <w:r>
-        <w:rPr>
-          <w:rFonts w:ascii="Times New Roman" w:eastAsia="Times New Roman" w:hAnsi="Times New Roman" w:cs="Times New Roman"/>
-          <w:noProof/>
-          <w:sz w:val="28"/>
-          <w:szCs w:val="28"/>
-        </w:rPr>
-        <w:drawing>
-          <wp:inline distT="114300" distB="114300" distL="114300" distR="114300" wp14:anchorId="139BAB72" wp14:editId="560CF992">
-            <wp:extent cx="5939480" cy="2946400"/>
-            <wp:effectExtent l="0" t="0" r="0" b="0"/>
-            <wp:docPr id="28" name="image36.png"/>
-            <wp:cNvGraphicFramePr/>
-            <a:graphic xmlns:a="http://schemas.openxmlformats.org/drawingml/2006/main">
-              <a:graphicData uri="http://schemas.openxmlformats.org/drawingml/2006/picture">
-                <pic:pic xmlns:pic="http://schemas.openxmlformats.org/drawingml/2006/picture">
-                  <pic:nvPicPr>
-                    <pic:cNvPr id="0" name="image36.png"/>
-                    <pic:cNvPicPr preferRelativeResize="0"/>
-                  </pic:nvPicPr>
-                  <pic:blipFill>
-                    <a:blip r:embed="rId42"/>
-                    <a:srcRect/>
-                    <a:stretch>
-                      <a:fillRect/>
-                    </a:stretch>
-                  </pic:blipFill>
-                  <pic:spPr>
-                    <a:xfrm>
-                      <a:off x="0" y="0"/>
-                      <a:ext cx="5939480" cy="2946400"/>
-                    </a:xfrm>
-                    <a:prstGeom prst="rect">
-                      <a:avLst/>
-                    </a:prstGeom>
-                    <a:ln/>
-                  </pic:spPr>
-                </pic:pic>
-              </a:graphicData>
-            </a:graphic>
-          </wp:inline>
-        </w:drawing>
-      </w:r>
-      <w:r>
-        <w:br w:type="page"/>
-      </w:r>
-    </w:p>
-    <w:p>
-      <w:pPr>
-        <w:rPr>
-          <w:rFonts w:ascii="Times New Roman" w:eastAsia="Times New Roman" w:hAnsi="Times New Roman" w:cs="Times New Roman"/>
-          <w:b/>
-          <w:sz w:val="28"/>
-          <w:szCs w:val="28"/>
-        </w:rPr>
-      </w:pPr>
-      <w:r>
-        <w:rPr>
-          <w:rFonts w:ascii="Times New Roman" w:eastAsia="Times New Roman" w:hAnsi="Times New Roman" w:cs="Times New Roman"/>
-          <w:b/>
-          <w:sz w:val="28"/>
-          <w:szCs w:val="28"/>
-        </w:rPr>
-        <w:lastRenderedPageBreak/>
-        <w:t>Кластеризация ошибок во временном пространстве</w:t>
-      </w:r>
-    </w:p>
-    <w:p>
-      <w:pPr>
-        <w:rPr>
-          <w:rFonts w:ascii="Times New Roman" w:eastAsia="Times New Roman" w:hAnsi="Times New Roman" w:cs="Times New Roman"/>
-          <w:sz w:val="28"/>
-          <w:szCs w:val="28"/>
-        </w:rPr>
-      </w:pPr>
-      <w:r>
-        <w:rPr>
-          <w:rFonts w:ascii="Times New Roman" w:eastAsia="Times New Roman" w:hAnsi="Times New Roman" w:cs="Times New Roman"/>
-          <w:noProof/>
-          <w:sz w:val="28"/>
-          <w:szCs w:val="28"/>
-        </w:rPr>
-        <w:drawing>
-          <wp:inline distT="114300" distB="114300" distL="114300" distR="114300" wp14:anchorId="4ACF48FB" wp14:editId="0D2F9117">
-            <wp:extent cx="5939480" cy="1968500"/>
-            <wp:effectExtent l="0" t="0" r="0" b="0"/>
-            <wp:docPr id="10" name="image9.png"/>
-            <wp:cNvGraphicFramePr/>
-            <a:graphic xmlns:a="http://schemas.openxmlformats.org/drawingml/2006/main">
-              <a:graphicData uri="http://schemas.openxmlformats.org/drawingml/2006/picture">
-                <pic:pic xmlns:pic="http://schemas.openxmlformats.org/drawingml/2006/picture">
-                  <pic:nvPicPr>
-                    <pic:cNvPr id="0" name="image9.png"/>
-                    <pic:cNvPicPr preferRelativeResize="0"/>
-                  </pic:nvPicPr>
-                  <pic:blipFill>
-                    <a:blip r:embed="rId43"/>
-                    <a:srcRect/>
-                    <a:stretch>
-                      <a:fillRect/>
-                    </a:stretch>
-                  </pic:blipFill>
-                  <pic:spPr>
-                    <a:xfrm>
-                      <a:off x="0" y="0"/>
-                      <a:ext cx="5939480" cy="1968500"/>
-                    </a:xfrm>
-                    <a:prstGeom prst="rect">
-                      <a:avLst/>
-                    </a:prstGeom>
-                    <a:ln/>
-                  </pic:spPr>
-                </pic:pic>
-              </a:graphicData>
-            </a:graphic>
-          </wp:inline>
-        </w:drawing>
+        <w:autoSpaceDE w:val="0"/>
+        <w:autoSpaceDN w:val="0"/>
+        <w:adjustRightInd w:val="0"/>
+        <w:spacing w:after="0" w:line="240" w:lineRule="auto"/>
+        <w:ind w:left="0" w:firstLine="0"/>
+        <w:rPr>
+          <w:rFonts w:ascii="AppleSystemUIFont" w:hAnsi="AppleSystemUIFont" w:cs="AppleSystemUIFont"/>
+          <w:sz w:val="26"/>
+          <w:szCs w:val="26"/>
+        </w:rPr>
+      </w:pPr>
+      <w:r>
+        <w:rPr>
+          <w:rFonts w:ascii="AppleSystemUIFont" w:hAnsi="AppleSystemUIFont" w:cs="AppleSystemUIFont"/>
+          <w:sz w:val="26"/>
+          <w:szCs w:val="26"/>
+        </w:rPr>
+        <w:t xml:space="preserve">По времени ответа всё грустно: среднее 3273 </w:t>
+      </w:r>
+      <w:proofErr w:type="spellStart"/>
+      <w:r>
+        <w:rPr>
+          <w:rFonts w:ascii="AppleSystemUIFont" w:hAnsi="AppleSystemUIFont" w:cs="AppleSystemUIFont"/>
+          <w:sz w:val="26"/>
+          <w:szCs w:val="26"/>
+        </w:rPr>
+        <w:t>мс</w:t>
+      </w:r>
+      <w:proofErr w:type="spellEnd"/>
+      <w:r>
+        <w:rPr>
+          <w:rFonts w:ascii="AppleSystemUIFont" w:hAnsi="AppleSystemUIFont" w:cs="AppleSystemUIFont"/>
+          <w:sz w:val="26"/>
+          <w:szCs w:val="26"/>
+        </w:rPr>
+        <w:t xml:space="preserve"> — это больше чем в 5 раз выше </w:t>
+      </w:r>
+      <w:r>
+        <w:rPr>
+          <w:rFonts w:ascii="AppleSystemUIFont" w:hAnsi="AppleSystemUIFont" w:cs="AppleSystemUIFont"/>
+          <w:sz w:val="26"/>
+          <w:szCs w:val="26"/>
+        </w:rPr>
+        <w:t xml:space="preserve">установленной </w:t>
+      </w:r>
+      <w:r>
+        <w:rPr>
+          <w:rFonts w:ascii="AppleSystemUIFont" w:hAnsi="AppleSystemUIFont" w:cs="AppleSystemUIFont"/>
+          <w:sz w:val="26"/>
+          <w:szCs w:val="26"/>
+        </w:rPr>
+        <w:t xml:space="preserve">нормы (640 </w:t>
+      </w:r>
+      <w:proofErr w:type="spellStart"/>
+      <w:r>
+        <w:rPr>
+          <w:rFonts w:ascii="AppleSystemUIFont" w:hAnsi="AppleSystemUIFont" w:cs="AppleSystemUIFont"/>
+          <w:sz w:val="26"/>
+          <w:szCs w:val="26"/>
+        </w:rPr>
+        <w:t>мс</w:t>
+      </w:r>
+      <w:proofErr w:type="spellEnd"/>
+      <w:r>
+        <w:rPr>
+          <w:rFonts w:ascii="AppleSystemUIFont" w:hAnsi="AppleSystemUIFont" w:cs="AppleSystemUIFont"/>
+          <w:sz w:val="26"/>
+          <w:szCs w:val="26"/>
+        </w:rPr>
+        <w:t xml:space="preserve">). Медиана 3036 </w:t>
+      </w:r>
+      <w:proofErr w:type="spellStart"/>
+      <w:r>
+        <w:rPr>
+          <w:rFonts w:ascii="AppleSystemUIFont" w:hAnsi="AppleSystemUIFont" w:cs="AppleSystemUIFont"/>
+          <w:sz w:val="26"/>
+          <w:szCs w:val="26"/>
+        </w:rPr>
+        <w:t>мс</w:t>
+      </w:r>
+      <w:proofErr w:type="spellEnd"/>
+      <w:r>
+        <w:rPr>
+          <w:rFonts w:ascii="AppleSystemUIFont" w:hAnsi="AppleSystemUIFont" w:cs="AppleSystemUIFont"/>
+          <w:sz w:val="26"/>
+          <w:szCs w:val="26"/>
+        </w:rPr>
+        <w:t xml:space="preserve">. 95% запросов отвечали дольше 5589 </w:t>
+      </w:r>
+      <w:proofErr w:type="spellStart"/>
+      <w:r>
+        <w:rPr>
+          <w:rFonts w:ascii="AppleSystemUIFont" w:hAnsi="AppleSystemUIFont" w:cs="AppleSystemUIFont"/>
+          <w:sz w:val="26"/>
+          <w:szCs w:val="26"/>
+        </w:rPr>
+        <w:t>мс</w:t>
+      </w:r>
+      <w:proofErr w:type="spellEnd"/>
+      <w:r>
+        <w:rPr>
+          <w:rFonts w:ascii="AppleSystemUIFont" w:hAnsi="AppleSystemUIFont" w:cs="AppleSystemUIFont"/>
+          <w:sz w:val="26"/>
+          <w:szCs w:val="26"/>
+        </w:rPr>
+        <w:t xml:space="preserve">, а максимум вообще 9212 </w:t>
+      </w:r>
+      <w:proofErr w:type="spellStart"/>
+      <w:r>
+        <w:rPr>
+          <w:rFonts w:ascii="AppleSystemUIFont" w:hAnsi="AppleSystemUIFont" w:cs="AppleSystemUIFont"/>
+          <w:sz w:val="26"/>
+          <w:szCs w:val="26"/>
+        </w:rPr>
+        <w:t>мс</w:t>
+      </w:r>
+      <w:proofErr w:type="spellEnd"/>
+      <w:r>
+        <w:rPr>
+          <w:rFonts w:ascii="AppleSystemUIFont" w:hAnsi="AppleSystemUIFont" w:cs="AppleSystemUIFont"/>
+          <w:sz w:val="26"/>
+          <w:szCs w:val="26"/>
+        </w:rPr>
+        <w:t xml:space="preserve">. </w:t>
+      </w:r>
+      <w:r>
+        <w:rPr>
+          <w:rFonts w:ascii="AppleSystemUIFont" w:hAnsi="AppleSystemUIFont" w:cs="AppleSystemUIFont"/>
+          <w:sz w:val="26"/>
+          <w:szCs w:val="26"/>
+        </w:rPr>
+        <w:t>С</w:t>
+      </w:r>
+      <w:r>
+        <w:rPr>
+          <w:rFonts w:ascii="AppleSystemUIFont" w:hAnsi="AppleSystemUIFont" w:cs="AppleSystemUIFont"/>
+          <w:sz w:val="26"/>
+          <w:szCs w:val="26"/>
+        </w:rPr>
+        <w:t xml:space="preserve"> ростом очереди задержки всё больше увеличиваются.</w:t>
       </w:r>
     </w:p>
     <w:p>
       <w:pPr>
         <w:numPr>
           <w:ilvl w:val="0"/>
-          <w:numId w:val="2"/>
+          <w:numId w:val="9"/>
         </w:numPr>
-        <w:spacing w:after="0"/>
-        <w:rPr>
-          <w:rFonts w:ascii="Times New Roman" w:eastAsia="Times New Roman" w:hAnsi="Times New Roman" w:cs="Times New Roman"/>
-          <w:sz w:val="28"/>
-          <w:szCs w:val="28"/>
-        </w:rPr>
-      </w:pPr>
-      <w:r>
-        <w:rPr>
-          <w:rFonts w:ascii="Gungsuh" w:eastAsia="Gungsuh" w:hAnsi="Gungsuh" w:cs="Gungsuh"/>
-          <w:sz w:val="28"/>
-          <w:szCs w:val="28"/>
-        </w:rPr>
-        <w:t>Крупные кластеры (много точек одного цвета) → периоды нестабильности системы.</w:t>
-      </w:r>
-    </w:p>
-    <w:p>
-      <w:pPr>
-        <w:numPr>
-          <w:ilvl w:val="0"/>
-          <w:numId w:val="2"/>
-        </w:numPr>
-        <w:spacing w:after="0"/>
-        <w:rPr>
-          <w:rFonts w:ascii="Times New Roman" w:eastAsia="Times New Roman" w:hAnsi="Times New Roman" w:cs="Times New Roman"/>
-          <w:sz w:val="28"/>
-          <w:szCs w:val="28"/>
-        </w:rPr>
-      </w:pPr>
-      <w:r>
-        <w:rPr>
-          <w:rFonts w:ascii="Gungsuh" w:eastAsia="Gungsuh" w:hAnsi="Gungsuh" w:cs="Gungsuh"/>
-          <w:sz w:val="28"/>
-          <w:szCs w:val="28"/>
-        </w:rPr>
-        <w:t>Интервалы между кластерами → периоды стабильной работы</w:t>
-      </w:r>
-    </w:p>
-    <w:p>
-      <w:pPr>
-        <w:numPr>
-          <w:ilvl w:val="0"/>
-          <w:numId w:val="2"/>
-        </w:numPr>
-        <w:rPr>
-          <w:rFonts w:ascii="Times New Roman" w:eastAsia="Times New Roman" w:hAnsi="Times New Roman" w:cs="Times New Roman"/>
-          <w:sz w:val="28"/>
-          <w:szCs w:val="28"/>
-        </w:rPr>
-      </w:pPr>
-      <w:r>
-        <w:rPr>
-          <w:rFonts w:ascii="Times New Roman" w:eastAsia="Times New Roman" w:hAnsi="Times New Roman" w:cs="Times New Roman"/>
-          <w:sz w:val="28"/>
-          <w:szCs w:val="28"/>
-        </w:rPr>
-        <w:t>Кластеры ошибок совпадают с пиками нагрузки.</w:t>
-      </w:r>
-    </w:p>
-    <w:p>
-      <w:pPr>
-        <w:rPr>
-          <w:rFonts w:ascii="Times New Roman" w:eastAsia="Times New Roman" w:hAnsi="Times New Roman" w:cs="Times New Roman"/>
-          <w:sz w:val="28"/>
-          <w:szCs w:val="28"/>
-        </w:rPr>
-      </w:pPr>
-    </w:p>
-    <w:p>
-      <w:pPr>
-        <w:rPr>
-          <w:rFonts w:ascii="Times New Roman" w:eastAsia="Times New Roman" w:hAnsi="Times New Roman" w:cs="Times New Roman"/>
-          <w:b/>
-          <w:sz w:val="28"/>
-          <w:szCs w:val="28"/>
-        </w:rPr>
-      </w:pPr>
-      <w:r>
-        <w:rPr>
-          <w:rFonts w:ascii="Times New Roman" w:eastAsia="Times New Roman" w:hAnsi="Times New Roman" w:cs="Times New Roman"/>
-          <w:b/>
-          <w:sz w:val="28"/>
-          <w:szCs w:val="28"/>
-        </w:rPr>
-        <w:t>Прогнозирование деградации времени отклика</w:t>
-      </w:r>
-    </w:p>
-    <w:p>
-      <w:pPr>
-        <w:rPr>
-          <w:rFonts w:ascii="Times New Roman" w:eastAsia="Times New Roman" w:hAnsi="Times New Roman" w:cs="Times New Roman"/>
-          <w:b/>
-          <w:sz w:val="28"/>
-          <w:szCs w:val="28"/>
-        </w:rPr>
-      </w:pPr>
-      <w:r>
-        <w:rPr>
-          <w:rFonts w:ascii="Times New Roman" w:eastAsia="Times New Roman" w:hAnsi="Times New Roman" w:cs="Times New Roman"/>
-          <w:b/>
-          <w:noProof/>
-          <w:sz w:val="28"/>
-          <w:szCs w:val="28"/>
-        </w:rPr>
-        <w:drawing>
-          <wp:inline distT="114300" distB="114300" distL="114300" distR="114300" wp14:anchorId="74DDD2E7" wp14:editId="7CF0E6EB">
-            <wp:extent cx="5939480" cy="2959100"/>
-            <wp:effectExtent l="0" t="0" r="0" b="0"/>
-            <wp:docPr id="24" name="image25.png"/>
-            <wp:cNvGraphicFramePr/>
-            <a:graphic xmlns:a="http://schemas.openxmlformats.org/drawingml/2006/main">
-              <a:graphicData uri="http://schemas.openxmlformats.org/drawingml/2006/picture">
-                <pic:pic xmlns:pic="http://schemas.openxmlformats.org/drawingml/2006/picture">
-                  <pic:nvPicPr>
-                    <pic:cNvPr id="0" name="image25.png"/>
-                    <pic:cNvPicPr preferRelativeResize="0"/>
-                  </pic:nvPicPr>
-                  <pic:blipFill>
-                    <a:blip r:embed="rId44"/>
-                    <a:srcRect/>
-                    <a:stretch>
-                      <a:fillRect/>
-                    </a:stretch>
-                  </pic:blipFill>
-                  <pic:spPr>
-                    <a:xfrm>
-                      <a:off x="0" y="0"/>
-                      <a:ext cx="5939480" cy="2959100"/>
-                    </a:xfrm>
-                    <a:prstGeom prst="rect">
-                      <a:avLst/>
-                    </a:prstGeom>
-                    <a:ln/>
-                  </pic:spPr>
-                </pic:pic>
-              </a:graphicData>
-            </a:graphic>
-          </wp:inline>
-        </w:drawing>
-      </w:r>
-    </w:p>
-    <w:p>
-      <w:pPr>
-        <w:rPr>
-          <w:rFonts w:ascii="Times New Roman" w:eastAsia="Times New Roman" w:hAnsi="Times New Roman" w:cs="Times New Roman"/>
-          <w:sz w:val="28"/>
-          <w:szCs w:val="28"/>
-        </w:rPr>
-      </w:pPr>
-      <w:r>
-        <w:rPr>
-          <w:rFonts w:ascii="Gungsuh" w:eastAsia="Gungsuh" w:hAnsi="Gungsuh" w:cs="Gungsuh"/>
-          <w:sz w:val="28"/>
-          <w:szCs w:val="28"/>
-        </w:rPr>
-        <w:t>Расширяющийся доверительный интервал → рост неопределенности в прогнозе. Нет явного роста прогнозируемых значений → нет явных признаков надвигающейся деградации.</w:t>
-      </w:r>
-    </w:p>
-    <w:p>
-      <w:pPr>
-        <w:rPr>
-          <w:rFonts w:ascii="Times New Roman" w:eastAsia="Times New Roman" w:hAnsi="Times New Roman" w:cs="Times New Roman"/>
-          <w:sz w:val="28"/>
-          <w:szCs w:val="28"/>
-        </w:rPr>
-      </w:pPr>
-    </w:p>
-    <w:p>
-      <w:pPr>
-        <w:rPr>
-          <w:rFonts w:ascii="Times New Roman" w:eastAsia="Times New Roman" w:hAnsi="Times New Roman" w:cs="Times New Roman"/>
-          <w:b/>
-          <w:sz w:val="28"/>
-          <w:szCs w:val="28"/>
-        </w:rPr>
-      </w:pPr>
-      <w:r>
-        <w:br w:type="page"/>
-      </w:r>
-    </w:p>
-    <w:p>
-      <w:pPr>
-        <w:rPr>
-          <w:rFonts w:ascii="Times New Roman" w:eastAsia="Times New Roman" w:hAnsi="Times New Roman" w:cs="Times New Roman"/>
-          <w:b/>
-          <w:sz w:val="28"/>
-          <w:szCs w:val="28"/>
-        </w:rPr>
-      </w:pPr>
-      <w:r>
-        <w:rPr>
-          <w:rFonts w:ascii="Times New Roman" w:eastAsia="Times New Roman" w:hAnsi="Times New Roman" w:cs="Times New Roman"/>
-          <w:b/>
-          <w:sz w:val="28"/>
-          <w:szCs w:val="28"/>
-        </w:rPr>
-        <w:lastRenderedPageBreak/>
-        <w:t>Распределение частоты ошибок между потоками</w:t>
-      </w:r>
-    </w:p>
-    <w:p>
-      <w:pPr>
-        <w:rPr>
-          <w:rFonts w:ascii="Times New Roman" w:eastAsia="Times New Roman" w:hAnsi="Times New Roman" w:cs="Times New Roman"/>
-          <w:b/>
-          <w:sz w:val="28"/>
-          <w:szCs w:val="28"/>
-        </w:rPr>
-      </w:pPr>
-      <w:r>
-        <w:rPr>
-          <w:rFonts w:ascii="Times New Roman" w:eastAsia="Times New Roman" w:hAnsi="Times New Roman" w:cs="Times New Roman"/>
-          <w:b/>
-          <w:noProof/>
-          <w:sz w:val="28"/>
-          <w:szCs w:val="28"/>
-        </w:rPr>
-        <w:drawing>
-          <wp:inline distT="114300" distB="114300" distL="114300" distR="114300" wp14:anchorId="40D7C114" wp14:editId="3016F1E9">
-            <wp:extent cx="5939480" cy="2946400"/>
-            <wp:effectExtent l="0" t="0" r="0" b="0"/>
-            <wp:docPr id="4" name="image16.png"/>
-            <wp:cNvGraphicFramePr/>
-            <a:graphic xmlns:a="http://schemas.openxmlformats.org/drawingml/2006/main">
-              <a:graphicData uri="http://schemas.openxmlformats.org/drawingml/2006/picture">
-                <pic:pic xmlns:pic="http://schemas.openxmlformats.org/drawingml/2006/picture">
-                  <pic:nvPicPr>
-                    <pic:cNvPr id="0" name="image16.png"/>
-                    <pic:cNvPicPr preferRelativeResize="0"/>
-                  </pic:nvPicPr>
-                  <pic:blipFill>
-                    <a:blip r:embed="rId45"/>
-                    <a:srcRect/>
-                    <a:stretch>
-                      <a:fillRect/>
-                    </a:stretch>
-                  </pic:blipFill>
-                  <pic:spPr>
-                    <a:xfrm>
-                      <a:off x="0" y="0"/>
-                      <a:ext cx="5939480" cy="2946400"/>
-                    </a:xfrm>
-                    <a:prstGeom prst="rect">
-                      <a:avLst/>
-                    </a:prstGeom>
-                    <a:ln/>
-                  </pic:spPr>
-                </pic:pic>
-              </a:graphicData>
-            </a:graphic>
-          </wp:inline>
-        </w:drawing>
-      </w:r>
-    </w:p>
-    <w:p>
-      <w:pPr>
-        <w:rPr>
-          <w:rFonts w:ascii="Times New Roman" w:eastAsia="Times New Roman" w:hAnsi="Times New Roman" w:cs="Times New Roman"/>
-          <w:sz w:val="28"/>
-          <w:szCs w:val="28"/>
-        </w:rPr>
-      </w:pPr>
-      <w:r>
-        <w:rPr>
-          <w:rFonts w:ascii="Gungsuh" w:eastAsia="Gungsuh" w:hAnsi="Gungsuh" w:cs="Gungsuh"/>
-          <w:sz w:val="28"/>
-          <w:szCs w:val="28"/>
-        </w:rPr>
-        <w:t>Выбросы (красные точки далеко от "ящика") → проблемные потоки</w:t>
-      </w:r>
-    </w:p>
-    <w:p>
-      <w:pPr>
-        <w:rPr>
-          <w:rFonts w:ascii="Times New Roman" w:eastAsia="Times New Roman" w:hAnsi="Times New Roman" w:cs="Times New Roman"/>
-          <w:sz w:val="28"/>
-          <w:szCs w:val="28"/>
-        </w:rPr>
-      </w:pPr>
-      <w:r>
-        <w:rPr>
-          <w:rFonts w:ascii="Gungsuh" w:eastAsia="Gungsuh" w:hAnsi="Gungsuh" w:cs="Gungsuh"/>
-          <w:sz w:val="28"/>
-          <w:szCs w:val="28"/>
-        </w:rPr>
-        <w:t>Ширина "ящика" → вариабельность ошибок между потоками. Узкий ящик → стабильная работа большинства потоков</w:t>
-      </w:r>
-    </w:p>
-    <w:p>
-      <w:pPr>
-        <w:rPr>
-          <w:rFonts w:ascii="Times New Roman" w:eastAsia="Times New Roman" w:hAnsi="Times New Roman" w:cs="Times New Roman"/>
-          <w:b/>
-          <w:sz w:val="28"/>
-          <w:szCs w:val="28"/>
-        </w:rPr>
-      </w:pPr>
-    </w:p>
-    <w:p>
-      <w:pPr>
-        <w:rPr>
-          <w:rFonts w:ascii="Times New Roman" w:eastAsia="Times New Roman" w:hAnsi="Times New Roman" w:cs="Times New Roman"/>
-          <w:b/>
-          <w:sz w:val="28"/>
-          <w:szCs w:val="28"/>
-        </w:rPr>
-      </w:pPr>
-      <w:r>
-        <w:rPr>
-          <w:rFonts w:ascii="Times New Roman" w:eastAsia="Times New Roman" w:hAnsi="Times New Roman" w:cs="Times New Roman"/>
-          <w:b/>
-          <w:sz w:val="28"/>
-          <w:szCs w:val="28"/>
-        </w:rPr>
-        <w:t>Выявление аномалий в производительности</w:t>
-      </w:r>
-    </w:p>
-    <w:p>
-      <w:pPr>
-        <w:rPr>
-          <w:rFonts w:ascii="Times New Roman" w:eastAsia="Times New Roman" w:hAnsi="Times New Roman" w:cs="Times New Roman"/>
-          <w:b/>
-          <w:sz w:val="28"/>
-          <w:szCs w:val="28"/>
-        </w:rPr>
-      </w:pPr>
-      <w:r>
-        <w:rPr>
-          <w:rFonts w:ascii="Times New Roman" w:eastAsia="Times New Roman" w:hAnsi="Times New Roman" w:cs="Times New Roman"/>
-          <w:b/>
-          <w:noProof/>
-          <w:sz w:val="28"/>
-          <w:szCs w:val="28"/>
-        </w:rPr>
-        <w:drawing>
-          <wp:inline distT="114300" distB="114300" distL="114300" distR="114300" wp14:anchorId="7B4B42B8" wp14:editId="114B8D33">
-            <wp:extent cx="5939480" cy="2946400"/>
-            <wp:effectExtent l="0" t="0" r="0" b="0"/>
-            <wp:docPr id="1" name="image7.png"/>
-            <wp:cNvGraphicFramePr/>
-            <a:graphic xmlns:a="http://schemas.openxmlformats.org/drawingml/2006/main">
-              <a:graphicData uri="http://schemas.openxmlformats.org/drawingml/2006/picture">
-                <pic:pic xmlns:pic="http://schemas.openxmlformats.org/drawingml/2006/picture">
-                  <pic:nvPicPr>
-                    <pic:cNvPr id="0" name="image7.png"/>
-                    <pic:cNvPicPr preferRelativeResize="0"/>
-                  </pic:nvPicPr>
-                  <pic:blipFill>
-                    <a:blip r:embed="rId46"/>
-                    <a:srcRect/>
-                    <a:stretch>
-                      <a:fillRect/>
-                    </a:stretch>
-                  </pic:blipFill>
-                  <pic:spPr>
-                    <a:xfrm>
-                      <a:off x="0" y="0"/>
-                      <a:ext cx="5939480" cy="2946400"/>
-                    </a:xfrm>
-                    <a:prstGeom prst="rect">
-                      <a:avLst/>
-                    </a:prstGeom>
-                    <a:ln/>
-                  </pic:spPr>
-                </pic:pic>
-              </a:graphicData>
-            </a:graphic>
-          </wp:inline>
-        </w:drawing>
-      </w:r>
-    </w:p>
-    <w:p>
-      <w:pPr>
-        <w:rPr>
-          <w:rFonts w:ascii="Times New Roman" w:eastAsia="Times New Roman" w:hAnsi="Times New Roman" w:cs="Times New Roman"/>
-          <w:sz w:val="28"/>
-          <w:szCs w:val="28"/>
-        </w:rPr>
-      </w:pPr>
-      <w:r>
-        <w:rPr>
-          <w:rFonts w:ascii="Gungsuh" w:eastAsia="Gungsuh" w:hAnsi="Gungsuh" w:cs="Gungsuh"/>
-          <w:sz w:val="28"/>
-          <w:szCs w:val="28"/>
-        </w:rPr>
-        <w:t>Красные точки → аномальные запросы:</w:t>
-      </w:r>
-    </w:p>
-    <w:p>
-      <w:pPr>
-        <w:numPr>
-          <w:ilvl w:val="0"/>
-          <w:numId w:val="4"/>
-        </w:numPr>
-        <w:spacing w:after="0"/>
-        <w:rPr>
-          <w:rFonts w:ascii="Times New Roman" w:eastAsia="Times New Roman" w:hAnsi="Times New Roman" w:cs="Times New Roman"/>
-          <w:sz w:val="28"/>
-          <w:szCs w:val="28"/>
-        </w:rPr>
-      </w:pPr>
-      <w:r>
-        <w:rPr>
-          <w:rFonts w:ascii="Gungsuh" w:eastAsia="Gungsuh" w:hAnsi="Gungsuh" w:cs="Gungsuh"/>
-          <w:sz w:val="28"/>
-          <w:szCs w:val="28"/>
-        </w:rPr>
-        <w:t>Группы аномалий → системные проблемы (например, сбои БД)</w:t>
-      </w:r>
-    </w:p>
-    <w:p>
-      <w:pPr>
-        <w:numPr>
-          <w:ilvl w:val="0"/>
-          <w:numId w:val="4"/>
-        </w:numPr>
-        <w:rPr>
-          <w:rFonts w:ascii="Times New Roman" w:eastAsia="Times New Roman" w:hAnsi="Times New Roman" w:cs="Times New Roman"/>
-          <w:sz w:val="28"/>
-          <w:szCs w:val="28"/>
-        </w:rPr>
-      </w:pPr>
-      <w:r>
-        <w:rPr>
-          <w:rFonts w:ascii="Gungsuh" w:eastAsia="Gungsuh" w:hAnsi="Gungsuh" w:cs="Gungsuh"/>
-          <w:sz w:val="28"/>
-          <w:szCs w:val="28"/>
-        </w:rPr>
-        <w:lastRenderedPageBreak/>
-        <w:t>Одиночные аномалии → возможные сетевые артефакты или ошибки тестирования</w:t>
-      </w:r>
-    </w:p>
-    <w:p>
-      <w:pPr>
-        <w:rPr>
-          <w:rFonts w:ascii="Times New Roman" w:eastAsia="Times New Roman" w:hAnsi="Times New Roman" w:cs="Times New Roman"/>
-          <w:sz w:val="28"/>
-          <w:szCs w:val="28"/>
-        </w:rPr>
-      </w:pPr>
-      <w:r>
-        <w:br w:type="page"/>
-      </w:r>
-    </w:p>
-    <w:p>
-      <w:pPr>
-        <w:rPr>
-          <w:rFonts w:ascii="Times New Roman" w:eastAsia="Times New Roman" w:hAnsi="Times New Roman" w:cs="Times New Roman"/>
-          <w:b/>
-          <w:sz w:val="28"/>
-          <w:szCs w:val="28"/>
-        </w:rPr>
-      </w:pPr>
-      <w:r>
-        <w:rPr>
-          <w:rFonts w:ascii="Times New Roman" w:eastAsia="Times New Roman" w:hAnsi="Times New Roman" w:cs="Times New Roman"/>
-          <w:b/>
-          <w:sz w:val="28"/>
-          <w:szCs w:val="28"/>
-        </w:rPr>
-        <w:lastRenderedPageBreak/>
-        <w:t>Анализ временных интервалов между ошибками</w:t>
-      </w:r>
-    </w:p>
-    <w:p>
-      <w:pPr>
-        <w:rPr>
-          <w:rFonts w:ascii="Times New Roman" w:eastAsia="Times New Roman" w:hAnsi="Times New Roman" w:cs="Times New Roman"/>
-          <w:sz w:val="28"/>
-          <w:szCs w:val="28"/>
-        </w:rPr>
-      </w:pPr>
-      <w:r>
-        <w:rPr>
-          <w:rFonts w:ascii="Times New Roman" w:eastAsia="Times New Roman" w:hAnsi="Times New Roman" w:cs="Times New Roman"/>
-          <w:noProof/>
-          <w:sz w:val="28"/>
-          <w:szCs w:val="28"/>
-        </w:rPr>
-        <w:drawing>
-          <wp:inline distT="114300" distB="114300" distL="114300" distR="114300" wp14:anchorId="1A7496DA" wp14:editId="05CBDAF4">
-            <wp:extent cx="5939480" cy="2933700"/>
-            <wp:effectExtent l="0" t="0" r="0" b="0"/>
-            <wp:docPr id="23" name="image32.png"/>
-            <wp:cNvGraphicFramePr/>
-            <a:graphic xmlns:a="http://schemas.openxmlformats.org/drawingml/2006/main">
-              <a:graphicData uri="http://schemas.openxmlformats.org/drawingml/2006/picture">
-                <pic:pic xmlns:pic="http://schemas.openxmlformats.org/drawingml/2006/picture">
-                  <pic:nvPicPr>
-                    <pic:cNvPr id="0" name="image32.png"/>
-                    <pic:cNvPicPr preferRelativeResize="0"/>
-                  </pic:nvPicPr>
-                  <pic:blipFill>
-                    <a:blip r:embed="rId47"/>
-                    <a:srcRect/>
-                    <a:stretch>
-                      <a:fillRect/>
-                    </a:stretch>
-                  </pic:blipFill>
-                  <pic:spPr>
-                    <a:xfrm>
-                      <a:off x="0" y="0"/>
-                      <a:ext cx="5939480" cy="2933700"/>
-                    </a:xfrm>
-                    <a:prstGeom prst="rect">
-                      <a:avLst/>
-                    </a:prstGeom>
-                    <a:ln/>
-                  </pic:spPr>
-                </pic:pic>
-              </a:graphicData>
-            </a:graphic>
-          </wp:inline>
-        </w:drawing>
-      </w:r>
-    </w:p>
-    <w:p>
-      <w:pPr>
-        <w:rPr>
-          <w:rFonts w:ascii="Times New Roman" w:eastAsia="Times New Roman" w:hAnsi="Times New Roman" w:cs="Times New Roman"/>
-          <w:sz w:val="28"/>
-          <w:szCs w:val="28"/>
-        </w:rPr>
-      </w:pPr>
-      <w:r>
-        <w:rPr>
-          <w:rFonts w:ascii="Gungsuh" w:eastAsia="Gungsuh" w:hAnsi="Gungsuh" w:cs="Gungsuh"/>
-          <w:sz w:val="28"/>
-          <w:szCs w:val="28"/>
-        </w:rPr>
-        <w:t>Нисходящий тренд → ошибки учащаются (эффект домино).</w:t>
-      </w:r>
-    </w:p>
-    <w:p>
-      <w:pPr>
-        <w:rPr>
-          <w:rFonts w:ascii="Times New Roman" w:eastAsia="Times New Roman" w:hAnsi="Times New Roman" w:cs="Times New Roman"/>
-          <w:sz w:val="28"/>
-          <w:szCs w:val="28"/>
-        </w:rPr>
-      </w:pPr>
-      <w:r>
-        <w:rPr>
-          <w:rFonts w:ascii="Gungsuh" w:eastAsia="Gungsuh" w:hAnsi="Gungsuh" w:cs="Gungsuh"/>
-          <w:sz w:val="28"/>
-          <w:szCs w:val="28"/>
-        </w:rPr>
-        <w:t>Пики на графике → периоды восстановления после сбоев.</w:t>
-      </w:r>
-    </w:p>
-    <w:p>
-      <w:pPr>
-        <w:rPr>
-          <w:rFonts w:ascii="Times New Roman" w:eastAsia="Times New Roman" w:hAnsi="Times New Roman" w:cs="Times New Roman"/>
-          <w:sz w:val="28"/>
-          <w:szCs w:val="28"/>
-        </w:rPr>
-      </w:pPr>
-      <w:r>
-        <w:rPr>
-          <w:rFonts w:ascii="Times New Roman" w:eastAsia="Times New Roman" w:hAnsi="Times New Roman" w:cs="Times New Roman"/>
-          <w:sz w:val="28"/>
-          <w:szCs w:val="28"/>
-        </w:rPr>
-        <w:t>Среднее значение интервалов:</w:t>
-      </w:r>
-    </w:p>
-    <w:p>
-      <w:pPr>
-        <w:numPr>
-          <w:ilvl w:val="0"/>
-          <w:numId w:val="7"/>
-        </w:numPr>
-        <w:spacing w:after="0"/>
-        <w:rPr>
-          <w:rFonts w:ascii="Times New Roman" w:eastAsia="Times New Roman" w:hAnsi="Times New Roman" w:cs="Times New Roman"/>
-          <w:sz w:val="28"/>
-          <w:szCs w:val="28"/>
-        </w:rPr>
-      </w:pPr>
-      <w:proofErr w:type="gramStart"/>
-      <w:r>
-        <w:rPr>
-          <w:rFonts w:ascii="Gungsuh" w:eastAsia="Gungsuh" w:hAnsi="Gungsuh" w:cs="Gungsuh"/>
-          <w:sz w:val="28"/>
-          <w:szCs w:val="28"/>
-        </w:rPr>
-        <w:t>&lt; 1</w:t>
-      </w:r>
-      <w:proofErr w:type="gramEnd"/>
-      <w:r>
-        <w:rPr>
-          <w:rFonts w:ascii="Gungsuh" w:eastAsia="Gungsuh" w:hAnsi="Gungsuh" w:cs="Gungsuh"/>
-          <w:sz w:val="28"/>
-          <w:szCs w:val="28"/>
-        </w:rPr>
-        <w:t xml:space="preserve"> сек → критическая нестабильность</w:t>
-      </w:r>
-    </w:p>
-    <w:p>
-      <w:pPr>
-        <w:numPr>
-          <w:ilvl w:val="0"/>
-          <w:numId w:val="7"/>
-        </w:numPr>
-        <w:spacing w:after="0"/>
-        <w:rPr>
-          <w:rFonts w:ascii="Times New Roman" w:eastAsia="Times New Roman" w:hAnsi="Times New Roman" w:cs="Times New Roman"/>
-          <w:sz w:val="28"/>
-          <w:szCs w:val="28"/>
-        </w:rPr>
-      </w:pPr>
-      <w:proofErr w:type="gramStart"/>
-      <w:r>
-        <w:rPr>
-          <w:rFonts w:ascii="Gungsuh" w:eastAsia="Gungsuh" w:hAnsi="Gungsuh" w:cs="Gungsuh"/>
-          <w:sz w:val="28"/>
-          <w:szCs w:val="28"/>
-        </w:rPr>
-        <w:t>1-5</w:t>
-      </w:r>
-      <w:proofErr w:type="gramEnd"/>
-      <w:r>
-        <w:rPr>
-          <w:rFonts w:ascii="Gungsuh" w:eastAsia="Gungsuh" w:hAnsi="Gungsuh" w:cs="Gungsuh"/>
-          <w:sz w:val="28"/>
-          <w:szCs w:val="28"/>
-        </w:rPr>
-        <w:t xml:space="preserve"> сек → требуется мониторинг</w:t>
-      </w:r>
-    </w:p>
-    <w:p>
-      <w:pPr>
-        <w:numPr>
-          <w:ilvl w:val="0"/>
-          <w:numId w:val="7"/>
-        </w:numPr>
-        <w:rPr>
-          <w:rFonts w:ascii="Times New Roman" w:eastAsia="Times New Roman" w:hAnsi="Times New Roman" w:cs="Times New Roman"/>
-          <w:sz w:val="28"/>
-          <w:szCs w:val="28"/>
-        </w:rPr>
-      </w:pPr>
-      <w:r>
-        <w:rPr>
-          <w:rFonts w:ascii="Gungsuh" w:eastAsia="Gungsuh" w:hAnsi="Gungsuh" w:cs="Gungsuh"/>
-          <w:sz w:val="28"/>
-          <w:szCs w:val="28"/>
-        </w:rPr>
-        <w:t>5 сек → штатная работа</w:t>
-      </w:r>
-    </w:p>
-    <w:p>
-      <w:pPr>
-        <w:rPr>
-          <w:rFonts w:ascii="Times New Roman" w:eastAsia="Times New Roman" w:hAnsi="Times New Roman" w:cs="Times New Roman"/>
-          <w:b/>
-          <w:sz w:val="28"/>
-          <w:szCs w:val="28"/>
-        </w:rPr>
-      </w:pPr>
-    </w:p>
-    <w:p>
-      <w:pPr>
-        <w:rPr>
-          <w:rFonts w:ascii="Times New Roman" w:eastAsia="Times New Roman" w:hAnsi="Times New Roman" w:cs="Times New Roman"/>
-          <w:b/>
-          <w:sz w:val="28"/>
-          <w:szCs w:val="28"/>
-        </w:rPr>
-      </w:pPr>
-    </w:p>
-    <w:p>
-      <w:pPr>
-        <w:rPr>
-          <w:rFonts w:ascii="Times New Roman" w:eastAsia="Times New Roman" w:hAnsi="Times New Roman" w:cs="Times New Roman"/>
-          <w:b/>
-          <w:sz w:val="32"/>
-          <w:szCs w:val="32"/>
-        </w:rPr>
-      </w:pPr>
-      <w:r>
-        <w:br w:type="page"/>
-      </w:r>
-    </w:p>
-    <w:p>
-      <w:pPr>
-        <w:rPr>
-          <w:rFonts w:ascii="Times New Roman" w:eastAsia="Times New Roman" w:hAnsi="Times New Roman" w:cs="Times New Roman"/>
-          <w:sz w:val="28"/>
-          <w:szCs w:val="28"/>
-        </w:rPr>
-      </w:pPr>
-      <w:r>
-        <w:rPr>
-          <w:rFonts w:ascii="Times New Roman" w:eastAsia="Times New Roman" w:hAnsi="Times New Roman" w:cs="Times New Roman"/>
-          <w:b/>
-          <w:sz w:val="32"/>
-          <w:szCs w:val="32"/>
-        </w:rPr>
-        <w:lastRenderedPageBreak/>
-        <w:t>Выводы по стресс-тестированию</w:t>
-      </w:r>
-    </w:p>
-    <w:p>
-      <w:pPr>
-        <w:rPr>
-          <w:rFonts w:ascii="Times New Roman" w:eastAsia="Times New Roman" w:hAnsi="Times New Roman" w:cs="Times New Roman"/>
-          <w:sz w:val="28"/>
-          <w:szCs w:val="28"/>
-        </w:rPr>
-      </w:pPr>
-      <w:r>
-        <w:rPr>
-          <w:rFonts w:ascii="Times New Roman" w:eastAsia="Times New Roman" w:hAnsi="Times New Roman" w:cs="Times New Roman"/>
-          <w:sz w:val="28"/>
-          <w:szCs w:val="28"/>
-        </w:rPr>
-        <w:t>Система демонстрирует критическую неустойчивость даже к минимальным нагрузкам. Основные проблемы носят системный характер.</w:t>
-      </w:r>
-    </w:p>
-    <w:p>
-      <w:pPr>
-        <w:rPr>
-          <w:rFonts w:ascii="Times New Roman" w:eastAsia="Times New Roman" w:hAnsi="Times New Roman" w:cs="Times New Roman"/>
-          <w:b/>
-          <w:sz w:val="28"/>
-          <w:szCs w:val="28"/>
-        </w:rPr>
-      </w:pPr>
-      <w:r>
-        <w:rPr>
-          <w:rFonts w:ascii="Times New Roman" w:eastAsia="Times New Roman" w:hAnsi="Times New Roman" w:cs="Times New Roman"/>
-          <w:b/>
-          <w:sz w:val="28"/>
-          <w:szCs w:val="28"/>
-        </w:rPr>
-        <w:t>Деградация производительности:</w:t>
-      </w:r>
-    </w:p>
-    <w:p>
-      <w:pPr>
-        <w:rPr>
-          <w:rFonts w:ascii="Times New Roman" w:eastAsia="Times New Roman" w:hAnsi="Times New Roman" w:cs="Times New Roman"/>
-          <w:sz w:val="28"/>
-          <w:szCs w:val="28"/>
-        </w:rPr>
-      </w:pPr>
-      <w:r>
-        <w:rPr>
-          <w:rFonts w:ascii="Times New Roman" w:eastAsia="Times New Roman" w:hAnsi="Times New Roman" w:cs="Times New Roman"/>
-          <w:sz w:val="28"/>
-          <w:szCs w:val="28"/>
-        </w:rPr>
-        <w:t xml:space="preserve">Время отклика растет со скоростью +82 </w:t>
+        <w:autoSpaceDE w:val="0"/>
+        <w:autoSpaceDN w:val="0"/>
+        <w:adjustRightInd w:val="0"/>
+        <w:spacing w:after="0" w:line="240" w:lineRule="auto"/>
+        <w:ind w:left="0" w:firstLine="0"/>
+        <w:rPr>
+          <w:rFonts w:ascii="AppleSystemUIFont" w:hAnsi="AppleSystemUIFont" w:cs="AppleSystemUIFont"/>
+          <w:sz w:val="26"/>
+          <w:szCs w:val="26"/>
+        </w:rPr>
+      </w:pPr>
+      <w:r>
+        <w:rPr>
+          <w:rFonts w:ascii="AppleSystemUIFont" w:hAnsi="AppleSystemUIFont" w:cs="AppleSystemUIFont"/>
+          <w:sz w:val="26"/>
+          <w:szCs w:val="26"/>
+        </w:rPr>
+        <w:t xml:space="preserve">Все ошибки — это 500-е, то есть дело явно в самом приложении или в переполнении пула соединений / потоков, а не в сети. Ошибки идут </w:t>
       </w:r>
       <w:proofErr w:type="spellStart"/>
       <w:r>
         <w:rPr>
-          <w:rFonts w:ascii="Times New Roman" w:eastAsia="Times New Roman" w:hAnsi="Times New Roman" w:cs="Times New Roman"/>
-          <w:sz w:val="28"/>
-          <w:szCs w:val="28"/>
-        </w:rPr>
-        <w:t>мс</w:t>
+          <w:rFonts w:ascii="AppleSystemUIFont" w:hAnsi="AppleSystemUIFont" w:cs="AppleSystemUIFont"/>
+          <w:sz w:val="26"/>
+          <w:szCs w:val="26"/>
+        </w:rPr>
+        <w:t>кластерно</w:t>
       </w:r>
       <w:proofErr w:type="spellEnd"/>
       <w:r>
         <w:rPr>
-          <w:rFonts w:ascii="Times New Roman" w:eastAsia="Times New Roman" w:hAnsi="Times New Roman" w:cs="Times New Roman"/>
-          <w:sz w:val="28"/>
-          <w:szCs w:val="28"/>
-        </w:rPr>
-        <w:t>/интервал (30 сек). 5% запросов обрабатываются дольше 6.5 секунд. Среднее время установки соединения: 1.84 секунды.</w:t>
-      </w:r>
-    </w:p>
-    <w:p>
-      <w:pPr>
-        <w:rPr>
-          <w:rFonts w:ascii="Times New Roman" w:eastAsia="Times New Roman" w:hAnsi="Times New Roman" w:cs="Times New Roman"/>
-          <w:b/>
-          <w:sz w:val="28"/>
-          <w:szCs w:val="28"/>
-        </w:rPr>
-      </w:pPr>
-      <w:r>
-        <w:rPr>
-          <w:rFonts w:ascii="Times New Roman" w:eastAsia="Times New Roman" w:hAnsi="Times New Roman" w:cs="Times New Roman"/>
-          <w:b/>
-          <w:sz w:val="28"/>
-          <w:szCs w:val="28"/>
-        </w:rPr>
-        <w:t>Возникающие ошибки:</w:t>
-      </w:r>
-    </w:p>
-    <w:p>
-      <w:pPr>
-        <w:numPr>
-          <w:ilvl w:val="0"/>
-          <w:numId w:val="5"/>
-        </w:numPr>
-        <w:spacing w:after="0"/>
-        <w:rPr>
-          <w:rFonts w:ascii="Times New Roman" w:eastAsia="Times New Roman" w:hAnsi="Times New Roman" w:cs="Times New Roman"/>
-          <w:sz w:val="28"/>
-          <w:szCs w:val="28"/>
-        </w:rPr>
-      </w:pPr>
-      <w:r>
-        <w:rPr>
-          <w:rFonts w:ascii="Times New Roman" w:eastAsia="Times New Roman" w:hAnsi="Times New Roman" w:cs="Times New Roman"/>
-          <w:sz w:val="28"/>
-          <w:szCs w:val="28"/>
-        </w:rPr>
-        <w:t>37% ошибок — HTTP 500 (внутренние сбои сервера).</w:t>
-      </w:r>
-    </w:p>
-    <w:p>
-      <w:pPr>
-        <w:numPr>
-          <w:ilvl w:val="0"/>
-          <w:numId w:val="5"/>
-        </w:numPr>
-        <w:rPr>
-          <w:rFonts w:ascii="Times New Roman" w:eastAsia="Times New Roman" w:hAnsi="Times New Roman" w:cs="Times New Roman"/>
-          <w:sz w:val="28"/>
-          <w:szCs w:val="28"/>
-        </w:rPr>
-      </w:pPr>
-      <w:r>
-        <w:rPr>
-          <w:rFonts w:ascii="Times New Roman" w:eastAsia="Times New Roman" w:hAnsi="Times New Roman" w:cs="Times New Roman"/>
-          <w:sz w:val="28"/>
-          <w:szCs w:val="28"/>
-        </w:rPr>
-        <w:t xml:space="preserve">27% ошибок — </w:t>
+          <w:rFonts w:ascii="AppleSystemUIFont" w:hAnsi="AppleSystemUIFont" w:cs="AppleSystemUIFont"/>
+          <w:sz w:val="26"/>
+          <w:szCs w:val="26"/>
+        </w:rPr>
+        <w:t xml:space="preserve">, </w:t>
+      </w:r>
+      <w:r>
+        <w:rPr>
+          <w:rFonts w:ascii="AppleSystemUIFont" w:hAnsi="AppleSystemUIFont" w:cs="AppleSystemUIFont"/>
+          <w:sz w:val="26"/>
+          <w:szCs w:val="26"/>
+        </w:rPr>
+        <w:t>интервал между ними в среднем 0,27 секунды — то есть они возникают пачками, а не равномерно. Эффект «домино» (</w:t>
       </w:r>
       <w:proofErr w:type="spellStart"/>
       <w:r>
         <w:rPr>
-          <w:rFonts w:ascii="Times New Roman" w:eastAsia="Times New Roman" w:hAnsi="Times New Roman" w:cs="Times New Roman"/>
-          <w:sz w:val="28"/>
-          <w:szCs w:val="28"/>
-        </w:rPr>
-        <w:t>SocketException</w:t>
+          <w:rFonts w:ascii="AppleSystemUIFont" w:hAnsi="AppleSystemUIFont" w:cs="AppleSystemUIFont"/>
+          <w:sz w:val="26"/>
+          <w:szCs w:val="26"/>
+        </w:rPr>
+        <w:t>domino_effect_ratio</w:t>
       </w:r>
       <w:proofErr w:type="spellEnd"/>
       <w:r>
         <w:rPr>
-          <w:rFonts w:ascii="Times New Roman" w:eastAsia="Times New Roman" w:hAnsi="Times New Roman" w:cs="Times New Roman"/>
-          <w:sz w:val="28"/>
-          <w:szCs w:val="28"/>
-        </w:rPr>
-        <w:t xml:space="preserve"> (разрывы соединений).</w:t>
-      </w:r>
-    </w:p>
-    <w:p>
-      <w:pPr>
-        <w:rPr>
-          <w:rFonts w:ascii="Times New Roman" w:eastAsia="Times New Roman" w:hAnsi="Times New Roman" w:cs="Times New Roman"/>
-          <w:b/>
-          <w:sz w:val="28"/>
-          <w:szCs w:val="28"/>
-        </w:rPr>
-      </w:pPr>
-      <w:r>
-        <w:rPr>
-          <w:rFonts w:ascii="Times New Roman" w:eastAsia="Times New Roman" w:hAnsi="Times New Roman" w:cs="Times New Roman"/>
-          <w:b/>
-          <w:sz w:val="28"/>
-          <w:szCs w:val="28"/>
-        </w:rPr>
-        <w:t>Паттерны:</w:t>
-      </w:r>
-    </w:p>
-    <w:p>
-      <w:pPr>
-        <w:numPr>
-          <w:ilvl w:val="0"/>
-          <w:numId w:val="6"/>
-        </w:numPr>
-        <w:spacing w:after="0"/>
-        <w:rPr>
-          <w:rFonts w:ascii="Times New Roman" w:eastAsia="Times New Roman" w:hAnsi="Times New Roman" w:cs="Times New Roman"/>
-          <w:sz w:val="28"/>
-          <w:szCs w:val="28"/>
-        </w:rPr>
-      </w:pPr>
-      <w:r>
-        <w:rPr>
-          <w:rFonts w:ascii="Times New Roman" w:eastAsia="Times New Roman" w:hAnsi="Times New Roman" w:cs="Times New Roman"/>
-          <w:sz w:val="28"/>
-          <w:szCs w:val="28"/>
-        </w:rPr>
-        <w:t>Кластеры ошибок каждые 0.76 секунд.</w:t>
-      </w:r>
-    </w:p>
-    <w:p>
-      <w:pPr>
-        <w:numPr>
-          <w:ilvl w:val="0"/>
-          <w:numId w:val="6"/>
-        </w:numPr>
-        <w:rPr>
-          <w:rFonts w:ascii="Times New Roman" w:eastAsia="Times New Roman" w:hAnsi="Times New Roman" w:cs="Times New Roman"/>
-          <w:sz w:val="28"/>
-          <w:szCs w:val="28"/>
-        </w:rPr>
-      </w:pPr>
-      <w:r>
-        <w:rPr>
-          <w:rFonts w:ascii="Times New Roman" w:eastAsia="Times New Roman" w:hAnsi="Times New Roman" w:cs="Times New Roman"/>
-          <w:sz w:val="28"/>
-          <w:szCs w:val="28"/>
-        </w:rPr>
-        <w:t>Эффект домино: интервалы между ошибками сокращаются в 5 раз.</w:t>
-      </w:r>
-    </w:p>
-    <w:p>
-      <w:pPr>
-        <w:rPr>
-          <w:rFonts w:ascii="Times New Roman" w:eastAsia="Times New Roman" w:hAnsi="Times New Roman" w:cs="Times New Roman"/>
-          <w:sz w:val="28"/>
-          <w:szCs w:val="28"/>
-        </w:rPr>
-      </w:pPr>
-      <w:r>
-        <w:rPr>
-          <w:rFonts w:ascii="Times New Roman" w:eastAsia="Times New Roman" w:hAnsi="Times New Roman" w:cs="Times New Roman"/>
-          <w:sz w:val="28"/>
-          <w:szCs w:val="28"/>
-        </w:rPr>
-        <w:t>Выявлено 405 аномальных запросов (5% от общего числа). Характеристики аномалий: время отклика &gt;7.9 секунд (99-й перцентиль), сочетание высокой латентности и нагрузки.</w:t>
-      </w:r>
-    </w:p>
-    <w:p>
-      <w:pPr>
-        <w:rPr>
-          <w:rFonts w:ascii="Times New Roman" w:eastAsia="Times New Roman" w:hAnsi="Times New Roman" w:cs="Times New Roman"/>
-          <w:b/>
-          <w:sz w:val="28"/>
-          <w:szCs w:val="28"/>
-        </w:rPr>
-      </w:pPr>
-      <w:r>
-        <w:br w:type="page"/>
-      </w:r>
+          <w:rFonts w:ascii="AppleSystemUIFont" w:hAnsi="AppleSystemUIFont" w:cs="AppleSystemUIFont"/>
+          <w:sz w:val="26"/>
+          <w:szCs w:val="26"/>
+        </w:rPr>
+        <w:t>: -1.0) и высокая загрузка потоков говорят о том, что один сбой тянет за собой замедление соседних запросов.</w:t>
+      </w:r>
+    </w:p>
+    <w:p>
+      <w:pPr>
+        <w:autoSpaceDE w:val="0"/>
+        <w:autoSpaceDN w:val="0"/>
+        <w:adjustRightInd w:val="0"/>
+        <w:spacing w:after="0" w:line="240" w:lineRule="auto"/>
+        <w:rPr>
+          <w:rFonts w:ascii="AppleSystemUIFont" w:hAnsi="AppleSystemUIFont" w:cs="AppleSystemUIFont"/>
+          <w:sz w:val="26"/>
+          <w:szCs w:val="26"/>
+        </w:rPr>
+      </w:pPr>
+      <w:r>
+        <w:rPr>
+          <w:rFonts w:ascii="AppleSystemUIFont" w:hAnsi="AppleSystemUIFont" w:cs="AppleSystemUIFont"/>
+          <w:sz w:val="26"/>
+          <w:szCs w:val="26"/>
+        </w:rPr>
+        <w:t>По итогу: конфигурация №3 норм</w:t>
+      </w:r>
+      <w:r>
+        <w:rPr>
+          <w:rFonts w:ascii="AppleSystemUIFont" w:hAnsi="AppleSystemUIFont" w:cs="AppleSystemUIFont"/>
+          <w:sz w:val="26"/>
+          <w:szCs w:val="26"/>
+        </w:rPr>
+        <w:t>ально</w:t>
+      </w:r>
+      <w:r>
+        <w:rPr>
+          <w:rFonts w:ascii="AppleSystemUIFont" w:hAnsi="AppleSystemUIFont" w:cs="AppleSystemUIFont"/>
+          <w:sz w:val="26"/>
+          <w:szCs w:val="26"/>
+        </w:rPr>
+        <w:t xml:space="preserve"> работает под базовой нагрузкой, но как только число параллельных пользователей переваливает за 90 — стабильность теряется: отклик становится неадекватным (&gt;3 секунд) и сервер начинает выдавать внутренние ошибки.</w:t>
+      </w:r>
+    </w:p>
+    <w:p>
+      <w:pPr>
+        <w:rPr>
+          <w:rFonts w:ascii="Times New Roman" w:eastAsia="Times New Roman" w:hAnsi="Times New Roman" w:cs="Times New Roman"/>
+          <w:b/>
+          <w:sz w:val="28"/>
+          <w:szCs w:val="28"/>
+        </w:rPr>
+      </w:pPr>
     </w:p>
     <w:p>
       <w:pPr>
@@ -5495,7 +4189,6 @@
           <w:sz w:val="36"/>
           <w:szCs w:val="36"/>
         </w:rPr>
-        <w:lastRenderedPageBreak/>
         <w:t>Выводы</w:t>
       </w:r>
     </w:p>
@@ -5531,7 +4224,79 @@
           <w:sz w:val="28"/>
           <w:szCs w:val="28"/>
         </w:rPr>
-        <w:t xml:space="preserve"> - удобный и гибкий инструмент для проведения нагрузочного тестирования. В результате выполнения лабораторной работы была выбрана 3 конфигурация, хоть и не удовлетворяющая требованиям, но имеющую лучшие шансы показать приемлемый результат. В ходе стресс-тестирования было определено, при какой нагрузке выбранная на предыдущем шаге конфигурация – перестает удовлетворять требованиями по максимальному времени отклика. Для этого был построен график зависимости времени отклика приложения от нагрузки.</w:t>
+        <w:t xml:space="preserve"> - удобный и гибкий инструмент для проведения нагрузочного тестирования. В результате выполнения лабораторной работы была выбрана 3 конфигурация, хоть и не удовлетворяющая требованиям</w:t>
+      </w:r>
+      <w:r>
+        <w:rPr>
+          <w:rFonts w:ascii="Times New Roman" w:eastAsia="Times New Roman" w:hAnsi="Times New Roman" w:cs="Times New Roman"/>
+          <w:sz w:val="28"/>
+          <w:szCs w:val="28"/>
+        </w:rPr>
+        <w:t xml:space="preserve"> </w:t>
+      </w:r>
+      <w:r>
+        <w:rPr>
+          <w:rFonts w:ascii="Times New Roman" w:eastAsia="Times New Roman" w:hAnsi="Times New Roman" w:cs="Times New Roman"/>
+          <w:sz w:val="28"/>
+          <w:szCs w:val="28"/>
+        </w:rPr>
+        <w:t>не полностью</w:t>
+      </w:r>
+      <w:r>
+        <w:rPr>
+          <w:rFonts w:ascii="Times New Roman" w:eastAsia="Times New Roman" w:hAnsi="Times New Roman" w:cs="Times New Roman"/>
+          <w:sz w:val="28"/>
+          <w:szCs w:val="28"/>
+        </w:rPr>
+        <w:t xml:space="preserve">, </w:t>
+      </w:r>
+      <w:r>
+        <w:rPr>
+          <w:rFonts w:ascii="Times New Roman" w:eastAsia="Times New Roman" w:hAnsi="Times New Roman" w:cs="Times New Roman"/>
+          <w:sz w:val="28"/>
+          <w:szCs w:val="28"/>
+        </w:rPr>
+        <w:t>но имеющ</w:t>
+      </w:r>
+      <w:r>
+        <w:rPr>
+          <w:rFonts w:ascii="Times New Roman" w:eastAsia="Times New Roman" w:hAnsi="Times New Roman" w:cs="Times New Roman"/>
+          <w:sz w:val="28"/>
+          <w:szCs w:val="28"/>
+        </w:rPr>
+        <w:t>ая</w:t>
+      </w:r>
+      <w:r>
+        <w:rPr>
+          <w:rFonts w:ascii="Times New Roman" w:eastAsia="Times New Roman" w:hAnsi="Times New Roman" w:cs="Times New Roman"/>
+          <w:sz w:val="28"/>
+          <w:szCs w:val="28"/>
+        </w:rPr>
+        <w:t xml:space="preserve"> лучшие шансы показать приемлемый результат</w:t>
+      </w:r>
+      <w:r>
+        <w:rPr>
+          <w:rFonts w:ascii="Times New Roman" w:eastAsia="Times New Roman" w:hAnsi="Times New Roman" w:cs="Times New Roman"/>
+          <w:sz w:val="28"/>
+          <w:szCs w:val="28"/>
+        </w:rPr>
+        <w:t xml:space="preserve"> </w:t>
+      </w:r>
+      <w:r>
+        <w:rPr>
+          <w:rFonts w:ascii="Times New Roman" w:eastAsia="Times New Roman" w:hAnsi="Times New Roman" w:cs="Times New Roman"/>
+          <w:sz w:val="28"/>
+          <w:szCs w:val="28"/>
+        </w:rPr>
+        <w:t>в сравнении с двумя другими</w:t>
+      </w:r>
+      <w:r>
+        <w:rPr>
+          <w:rFonts w:ascii="Times New Roman" w:eastAsia="Times New Roman" w:hAnsi="Times New Roman" w:cs="Times New Roman"/>
+          <w:sz w:val="28"/>
+          <w:szCs w:val="28"/>
+        </w:rPr>
+        <w:t xml:space="preserve">. </w:t>
       </w:r>
     </w:p>
     <w:p>
@@ -5544,7 +4309,7 @@
       </w:pPr>
     </w:p>
     <w:sectPr>
-      <w:headerReference w:type="default" r:id="rId48"/>
+      <w:headerReference w:type="default" r:id="rId32"/>
       <w:pgSz w:w="11906" w:h="16838"/>
       <w:pgMar w:top="1134" w:right="851" w:bottom="567" w:left="1701" w:header="709" w:footer="709" w:gutter="0"/>
       <w:pgNumType w:start="1"/>
@@ -5613,6 +4378,60 @@
 <file path=word/numbering.xml><?xml version="1.0" encoding="utf-8"?>
 <w:numbering xmlns:wpc="http://schemas.microsoft.com/office/word/2010/wordprocessingCanvas" xmlns:cx="http://schemas.microsoft.com/office/drawing/2014/chartex" xmlns:cx1="http://schemas.microsoft.com/office/drawing/2015/9/8/chartex" xmlns:cx2="http://schemas.microsoft.com/office/drawing/2015/10/21/chartex" xmlns:cx3="http://schemas.microsoft.com/office/drawing/2016/5/9/chartex" xmlns:cx4="http://schemas.microsoft.com/office/drawing/2016/5/10/chartex" xmlns:cx5="http://schemas.microsoft.com/office/drawing/2016/5/11/chartex" xmlns:cx6="http://schemas.microsoft.com/office/drawing/2016/5/12/chartex" xmlns:cx7="http://schemas.microsoft.com/office/drawing/2016/5/13/chartex" xmlns:cx8="http://schemas.microsoft.com/office/drawing/2016/5/14/chartex" xmlns:mc="http://schemas.openxmlformats.org/markup-compatibility/2006" xmlns:aink="http://schemas.microsoft.com/office/drawing/2016/ink" xmlns:am3d="http://schemas.microsoft.com/office/drawing/2017/model3d" xmlns:o="urn:schemas-microsoft-com:office:office" xmlns:oel="http://schemas.microsoft.com/office/2019/extlst" xmlns:r="http://schemas.openxmlformats.org/officeDocument/2006/relationships" xmlns:m="http://schemas.openxmlformats.org/officeDocument/2006/math" xmlns:v="urn:schemas-microsoft-com:vml" xmlns:wp14="http://schemas.microsoft.com/office/word/2010/wordprocessingDrawing" xmlns:wp="http://schemas.openxmlformats.org/drawingml/2006/wordprocessingDrawing" xmlns:w10="urn:schemas-microsoft-com:office:word" xmlns:w="http://schemas.openxmlformats.org/wordprocessingml/2006/main" xmlns:w14="http://schemas.microsoft.com/office/word/2010/wordml" xmlns:w15="http://schemas.microsoft.com/office/word/2012/wordml" xmlns:w16cex="http://schemas.microsoft.com/office/word/2018/wordml/cex" xmlns:w16cid="http://schemas.microsoft.com/office/word/2016/wordml/cid" xmlns:w16="http://schemas.microsoft.com/office/word/2018/wordml" xmlns:w16sdtdh="http://schemas.microsoft.com/office/word/2020/wordml/sdtdatahash" xmlns:w16se="http://schemas.microsoft.com/office/word/2015/wordml/symex" xmlns:wpg="http://schemas.microsoft.com/office/word/2010/wordprocessingGroup" xmlns:wpi="http://schemas.microsoft.com/office/word/2010/wordprocessingInk" xmlns:wne="http://schemas.microsoft.com/office/word/2006/wordml" xmlns:wps="http://schemas.microsoft.com/office/word/2010/wordprocessingShape" mc:Ignorable="w14 w15 w16se w16cid w16 w16cex w16sdtdh wp14">
   <w:abstractNum w:abstractNumId="0" w15:restartNumberingAfterBreak="0">
+    <w:nsid w:val="00000001"/>
+    <w:multiLevelType w:val="hybridMultilevel"/>
+    <w:tmpl w:val="FFFFFFFF"/>
+    <w:lvl w:ilvl="0" w:tplc="00000001">
+      <w:start w:val="1"/>
+      <w:numFmt w:val="decimal"/>
+      <w:lvlText w:val="%1."/>
+      <w:lvlJc w:val="left"/>
+      <w:pPr>
+        <w:ind w:left="720" w:hanging="360"/>
+      </w:pPr>
+    </w:lvl>
+    <w:lvl w:ilvl="1" w:tplc="FFFFFFFF">
+      <w:numFmt w:val="decimal"/>
+      <w:lvlText w:val=""/>
+      <w:lvlJc w:val="left"/>
+    </w:lvl>
+    <w:lvl w:ilvl="2" w:tplc="FFFFFFFF">
+      <w:numFmt w:val="decimal"/>
+      <w:lvlText w:val=""/>
+      <w:lvlJc w:val="left"/>
+    </w:lvl>
+    <w:lvl w:ilvl="3" w:tplc="FFFFFFFF">
+      <w:numFmt w:val="decimal"/>
+      <w:lvlText w:val=""/>
+      <w:lvlJc w:val="left"/>
+    </w:lvl>
+    <w:lvl w:ilvl="4" w:tplc="FFFFFFFF">
+      <w:numFmt w:val="decimal"/>
+      <w:lvlText w:val=""/>
+      <w:lvlJc w:val="left"/>
+    </w:lvl>
+    <w:lvl w:ilvl="5" w:tplc="FFFFFFFF">
+      <w:numFmt w:val="decimal"/>
+      <w:lvlText w:val=""/>
+      <w:lvlJc w:val="left"/>
+    </w:lvl>
+    <w:lvl w:ilvl="6" w:tplc="FFFFFFFF">
+      <w:numFmt w:val="decimal"/>
+      <w:lvlText w:val=""/>
+      <w:lvlJc w:val="left"/>
+    </w:lvl>
+    <w:lvl w:ilvl="7" w:tplc="FFFFFFFF">
+      <w:numFmt w:val="decimal"/>
+      <w:lvlText w:val=""/>
+      <w:lvlJc w:val="left"/>
+    </w:lvl>
+    <w:lvl w:ilvl="8" w:tplc="FFFFFFFF">
+      <w:numFmt w:val="decimal"/>
+      <w:lvlText w:val=""/>
+      <w:lvlJc w:val="left"/>
+    </w:lvl>
+  </w:abstractNum>
+  <w:abstractNum w:abstractNumId="1" w15:restartNumberingAfterBreak="0">
     <w:nsid w:val="130B48BF"/>
     <w:multiLevelType w:val="multilevel"/>
     <w:tmpl w:val="39E68326"/>
@@ -5725,7 +4544,7 @@
       </w:rPr>
     </w:lvl>
   </w:abstractNum>
-  <w:abstractNum w:abstractNumId="1" w15:restartNumberingAfterBreak="0">
+  <w:abstractNum w:abstractNumId="2" w15:restartNumberingAfterBreak="0">
     <w:nsid w:val="30E04BFB"/>
     <w:multiLevelType w:val="multilevel"/>
     <w:tmpl w:val="4822BF9E"/>
@@ -5838,7 +4657,7 @@
       </w:rPr>
     </w:lvl>
   </w:abstractNum>
-  <w:abstractNum w:abstractNumId="2" w15:restartNumberingAfterBreak="0">
+  <w:abstractNum w:abstractNumId="3" w15:restartNumberingAfterBreak="0">
     <w:nsid w:val="38246F5B"/>
     <w:multiLevelType w:val="multilevel"/>
     <w:tmpl w:val="721862D8"/>
@@ -5955,7 +4774,7 @@
       </w:rPr>
     </w:lvl>
   </w:abstractNum>
-  <w:abstractNum w:abstractNumId="3" w15:restartNumberingAfterBreak="0">
+  <w:abstractNum w:abstractNumId="4" w15:restartNumberingAfterBreak="0">
     <w:nsid w:val="39D43981"/>
     <w:multiLevelType w:val="multilevel"/>
     <w:tmpl w:val="B1127564"/>
@@ -6104,7 +4923,7 @@
       </w:rPr>
     </w:lvl>
   </w:abstractNum>
-  <w:abstractNum w:abstractNumId="4" w15:restartNumberingAfterBreak="0">
+  <w:abstractNum w:abstractNumId="5" w15:restartNumberingAfterBreak="0">
     <w:nsid w:val="436F47C6"/>
     <w:multiLevelType w:val="multilevel"/>
     <w:tmpl w:val="6E1CCB78"/>
@@ -6217,7 +5036,7 @@
       </w:rPr>
     </w:lvl>
   </w:abstractNum>
-  <w:abstractNum w:abstractNumId="5" w15:restartNumberingAfterBreak="0">
+  <w:abstractNum w:abstractNumId="6" w15:restartNumberingAfterBreak="0">
     <w:nsid w:val="4A1F57E1"/>
     <w:multiLevelType w:val="multilevel"/>
     <w:tmpl w:val="496ABF9C"/>
@@ -6330,7 +5149,7 @@
       </w:rPr>
     </w:lvl>
   </w:abstractNum>
-  <w:abstractNum w:abstractNumId="6" w15:restartNumberingAfterBreak="0">
+  <w:abstractNum w:abstractNumId="7" w15:restartNumberingAfterBreak="0">
     <w:nsid w:val="57813121"/>
     <w:multiLevelType w:val="multilevel"/>
     <w:tmpl w:val="FA58B458"/>
@@ -6443,7 +5262,7 @@
       </w:rPr>
     </w:lvl>
   </w:abstractNum>
-  <w:abstractNum w:abstractNumId="7" w15:restartNumberingAfterBreak="0">
+  <w:abstractNum w:abstractNumId="8" w15:restartNumberingAfterBreak="0">
     <w:nsid w:val="7F46771D"/>
     <w:multiLevelType w:val="multilevel"/>
     <w:tmpl w:val="CAFE195E"/>
@@ -6557,28 +5376,31 @@
     </w:lvl>
   </w:abstractNum>
   <w:num w:numId="1" w16cid:durableId="1709330088">
+    <w:abstractNumId w:val="3"/>
+  </w:num>
+  <w:num w:numId="2" w16cid:durableId="908804794">
+    <w:abstractNumId w:val="1"/>
+  </w:num>
+  <w:num w:numId="3" w16cid:durableId="656687676">
+    <w:abstractNumId w:val="7"/>
+  </w:num>
+  <w:num w:numId="4" w16cid:durableId="900755248">
     <w:abstractNumId w:val="2"/>
   </w:num>
-  <w:num w:numId="2" w16cid:durableId="908804794">
-    <w:abstractNumId w:val="0"/>
-  </w:num>
-  <w:num w:numId="3" w16cid:durableId="656687676">
+  <w:num w:numId="5" w16cid:durableId="1968273706">
     <w:abstractNumId w:val="6"/>
   </w:num>
-  <w:num w:numId="4" w16cid:durableId="900755248">
-    <w:abstractNumId w:val="1"/>
-  </w:num>
-  <w:num w:numId="5" w16cid:durableId="1968273706">
+  <w:num w:numId="6" w16cid:durableId="1381173272">
     <w:abstractNumId w:val="5"/>
   </w:num>
-  <w:num w:numId="6" w16cid:durableId="1381173272">
+  <w:num w:numId="7" w16cid:durableId="1126583282">
+    <w:abstractNumId w:val="8"/>
+  </w:num>
+  <w:num w:numId="8" w16cid:durableId="2084715865">
     <w:abstractNumId w:val="4"/>
   </w:num>
-  <w:num w:numId="7" w16cid:durableId="1126583282">
-    <w:abstractNumId w:val="7"/>
-  </w:num>
-  <w:num w:numId="8" w16cid:durableId="2084715865">
-    <w:abstractNumId w:val="3"/>
+  <w:num w:numId="9" w16cid:durableId="711418612">
+    <w:abstractNumId w:val="0"/>
   </w:num>
 </w:numbering>
 </file>
@@ -7195,6 +6017,11 @@
       <w:shd w:val="clear" w:color="auto" w:fill="E1DFDD"/>
     </w:rPr>
   </w:style>
+  <w:style w:type="character" w:customStyle="1" w:styleId="qwen-markdown-text">
+    <w:name w:val="qwen-markdown-text"/>
+    <w:basedOn w:val="a0"/>
+    <w:rsid w:val="004E404A"/>
+  </w:style>
 </w:styles>
 </file>
 
